--- a/表/轻型动力报告表.docx
+++ b/表/轻型动力报告表.docx
@@ -7,7 +7,6 @@
         <w:spacing w:line="360" w:lineRule="auto"/>
         <w:jc w:val="center"/>
         <w:rPr>
-          <w:rFonts w:hint="eastAsia"/>
           <w:b/>
           <w:sz w:val="44"/>
           <w:szCs w:val="44"/>
@@ -38,7 +37,6 @@
         <w:ind w:firstLineChars="100" w:firstLine="210"/>
         <w:jc w:val="left"/>
         <w:rPr>
-          <w:rFonts w:hint="eastAsia"/>
           <w:szCs w:val="21"/>
         </w:rPr>
       </w:pPr>
@@ -75,7 +73,6 @@
       <w:tblPr>
         <w:tblW w:w="0" w:type="auto"/>
         <w:jc w:val="center"/>
-        <w:tblInd w:w="0" w:type="dxa"/>
         <w:tblBorders>
           <w:top w:val="single" w:sz="4" w:space="0" w:color="auto"/>
           <w:left w:val="single" w:sz="4" w:space="0" w:color="auto"/>
@@ -122,7 +119,6 @@
             <w:pPr>
               <w:jc w:val="center"/>
               <w:rPr>
-                <w:rFonts w:hint="eastAsia"/>
                 <w:szCs w:val="21"/>
               </w:rPr>
             </w:pPr>
@@ -150,7 +146,6 @@
             <w:pPr>
               <w:jc w:val="center"/>
               <w:rPr>
-                <w:rFonts w:hint="eastAsia"/>
                 <w:szCs w:val="21"/>
               </w:rPr>
             </w:pPr>
@@ -171,7 +166,6 @@
             <w:pPr>
               <w:jc w:val="center"/>
               <w:rPr>
-                <w:rFonts w:hint="eastAsia"/>
                 <w:szCs w:val="21"/>
               </w:rPr>
             </w:pPr>
@@ -199,7 +193,6 @@
             <w:pPr>
               <w:jc w:val="center"/>
               <w:rPr>
-                <w:rFonts w:hint="eastAsia"/>
                 <w:szCs w:val="21"/>
               </w:rPr>
             </w:pPr>
@@ -224,7 +217,6 @@
             <w:pPr>
               <w:jc w:val="center"/>
               <w:rPr>
-                <w:rFonts w:hint="eastAsia"/>
                 <w:szCs w:val="21"/>
               </w:rPr>
             </w:pPr>
@@ -251,7 +243,6 @@
             <w:pPr>
               <w:jc w:val="center"/>
               <w:rPr>
-                <w:rFonts w:hint="eastAsia"/>
                 <w:szCs w:val="21"/>
               </w:rPr>
             </w:pPr>
@@ -271,7 +262,6 @@
             <w:pPr>
               <w:jc w:val="center"/>
               <w:rPr>
-                <w:rFonts w:hint="eastAsia"/>
                 <w:szCs w:val="21"/>
               </w:rPr>
             </w:pPr>
@@ -319,7 +309,6 @@
             <w:pPr>
               <w:jc w:val="center"/>
               <w:rPr>
-                <w:rFonts w:hint="eastAsia"/>
                 <w:szCs w:val="21"/>
               </w:rPr>
             </w:pPr>
@@ -347,7 +336,6 @@
             <w:pPr>
               <w:jc w:val="center"/>
               <w:rPr>
-                <w:rFonts w:hint="eastAsia"/>
                 <w:szCs w:val="21"/>
               </w:rPr>
             </w:pPr>
@@ -367,7 +355,6 @@
             <w:pPr>
               <w:jc w:val="center"/>
               <w:rPr>
-                <w:rFonts w:hint="eastAsia"/>
                 <w:szCs w:val="21"/>
               </w:rPr>
             </w:pPr>
@@ -440,7 +427,6 @@
             <w:pPr>
               <w:jc w:val="center"/>
               <w:rPr>
-                <w:rFonts w:hint="eastAsia"/>
                 <w:szCs w:val="21"/>
               </w:rPr>
             </w:pPr>
@@ -460,7 +446,6 @@
             <w:pPr>
               <w:jc w:val="center"/>
               <w:rPr>
-                <w:rFonts w:hint="eastAsia"/>
                 <w:szCs w:val="21"/>
               </w:rPr>
             </w:pPr>
@@ -487,7 +472,6 @@
             <w:pPr>
               <w:jc w:val="center"/>
               <w:rPr>
-                <w:rFonts w:hint="eastAsia"/>
                 <w:szCs w:val="21"/>
               </w:rPr>
             </w:pPr>
@@ -512,7 +496,6 @@
             <w:pPr>
               <w:jc w:val="center"/>
               <w:rPr>
-                <w:rFonts w:hint="eastAsia"/>
                 <w:szCs w:val="21"/>
               </w:rPr>
             </w:pPr>
@@ -554,7 +537,6 @@
             <w:pPr>
               <w:jc w:val="center"/>
               <w:rPr>
-                <w:rFonts w:hint="eastAsia"/>
                 <w:szCs w:val="21"/>
               </w:rPr>
             </w:pPr>
@@ -574,16 +556,24 @@
             <w:pPr>
               <w:jc w:val="center"/>
               <w:rPr>
-                <w:rFonts w:hint="eastAsia"/>
-                <w:szCs w:val="21"/>
-              </w:rPr>
-            </w:pPr>
-            <w:r>
-              <w:rPr>
-                <w:rFonts w:hint="eastAsia"/>
-                <w:szCs w:val="21"/>
-              </w:rPr>
-              <w:t>锤重量（</w:t>
+                <w:szCs w:val="21"/>
+              </w:rPr>
+            </w:pPr>
+            <w:proofErr w:type="gramStart"/>
+            <w:r>
+              <w:rPr>
+                <w:rFonts w:hint="eastAsia"/>
+                <w:szCs w:val="21"/>
+              </w:rPr>
+              <w:t>锤</w:t>
+            </w:r>
+            <w:proofErr w:type="gramEnd"/>
+            <w:r>
+              <w:rPr>
+                <w:rFonts w:hint="eastAsia"/>
+                <w:szCs w:val="21"/>
+              </w:rPr>
+              <w:t>重量（</w:t>
             </w:r>
             <w:r>
               <w:rPr>
@@ -633,7 +623,6 @@
             <w:pPr>
               <w:jc w:val="center"/>
               <w:rPr>
-                <w:rFonts w:hint="eastAsia"/>
                 <w:szCs w:val="21"/>
               </w:rPr>
             </w:pPr>
@@ -649,7 +638,6 @@
             <w:pPr>
               <w:jc w:val="center"/>
               <w:rPr>
-                <w:rFonts w:hint="eastAsia"/>
                 <w:szCs w:val="21"/>
               </w:rPr>
             </w:pPr>
@@ -709,7 +697,6 @@
             <w:pPr>
               <w:jc w:val="center"/>
               <w:rPr>
-                <w:rFonts w:hint="eastAsia"/>
                 <w:szCs w:val="21"/>
               </w:rPr>
             </w:pPr>
@@ -760,7 +747,6 @@
             <w:pPr>
               <w:jc w:val="center"/>
               <w:rPr>
-                <w:rFonts w:hint="eastAsia"/>
                 <w:szCs w:val="21"/>
               </w:rPr>
             </w:pPr>
@@ -786,7 +772,6 @@
             <w:pPr>
               <w:jc w:val="center"/>
               <w:rPr>
-                <w:rFonts w:hint="eastAsia"/>
                 <w:szCs w:val="21"/>
               </w:rPr>
             </w:pPr>
@@ -802,7 +787,6 @@
             <w:pPr>
               <w:jc w:val="center"/>
               <w:rPr>
-                <w:rFonts w:hint="eastAsia"/>
                 <w:szCs w:val="21"/>
               </w:rPr>
             </w:pPr>
@@ -818,7 +802,6 @@
             <w:pPr>
               <w:jc w:val="center"/>
               <w:rPr>
-                <w:rFonts w:hint="eastAsia"/>
                 <w:szCs w:val="21"/>
               </w:rPr>
             </w:pPr>
@@ -859,7 +842,6 @@
             <w:pPr>
               <w:jc w:val="center"/>
               <w:rPr>
-                <w:rFonts w:hint="eastAsia"/>
                 <w:szCs w:val="21"/>
               </w:rPr>
             </w:pPr>
@@ -876,7 +858,6 @@
               <w:spacing w:line="280" w:lineRule="exact"/>
               <w:jc w:val="center"/>
               <w:rPr>
-                <w:rFonts w:hint="eastAsia"/>
                 <w:szCs w:val="21"/>
               </w:rPr>
             </w:pPr>
@@ -904,7 +885,6 @@
               <w:spacing w:line="280" w:lineRule="exact"/>
               <w:jc w:val="center"/>
               <w:rPr>
-                <w:rFonts w:hint="eastAsia"/>
                 <w:szCs w:val="21"/>
               </w:rPr>
             </w:pPr>
@@ -921,10 +901,10 @@
               <w:spacing w:line="280" w:lineRule="exact"/>
               <w:jc w:val="center"/>
               <w:rPr>
-                <w:rFonts w:hint="eastAsia"/>
-                <w:szCs w:val="21"/>
-              </w:rPr>
-            </w:pPr>
+                <w:szCs w:val="21"/>
+              </w:rPr>
+            </w:pPr>
+            <w:proofErr w:type="gramStart"/>
             <w:r>
               <w:rPr>
                 <w:rFonts w:hint="eastAsia"/>
@@ -932,6 +912,7 @@
               </w:rPr>
               <w:t>击数</w:t>
             </w:r>
+            <w:proofErr w:type="gramEnd"/>
             <w:r>
               <w:rPr>
                 <w:rFonts w:hint="eastAsia"/>
@@ -963,7 +944,6 @@
               <w:spacing w:line="280" w:lineRule="exact"/>
               <w:jc w:val="center"/>
               <w:rPr>
-                <w:rFonts w:hint="eastAsia"/>
                 <w:szCs w:val="21"/>
               </w:rPr>
             </w:pPr>
@@ -980,7 +960,6 @@
               <w:spacing w:line="280" w:lineRule="exact"/>
               <w:jc w:val="center"/>
               <w:rPr>
-                <w:rFonts w:hint="eastAsia"/>
                 <w:szCs w:val="21"/>
               </w:rPr>
             </w:pPr>
@@ -1020,7 +999,6 @@
             <w:pPr>
               <w:jc w:val="center"/>
               <w:rPr>
-                <w:rFonts w:hint="eastAsia"/>
                 <w:szCs w:val="21"/>
               </w:rPr>
             </w:pPr>
@@ -1047,7 +1025,6 @@
             <w:pPr>
               <w:jc w:val="center"/>
               <w:rPr>
-                <w:rFonts w:hint="eastAsia"/>
                 <w:szCs w:val="21"/>
               </w:rPr>
             </w:pPr>
@@ -1063,7 +1040,6 @@
             <w:pPr>
               <w:jc w:val="center"/>
               <w:rPr>
-                <w:rFonts w:hint="eastAsia"/>
                 <w:szCs w:val="21"/>
               </w:rPr>
             </w:pPr>
@@ -1079,7 +1055,6 @@
             <w:pPr>
               <w:jc w:val="center"/>
               <w:rPr>
-                <w:rFonts w:hint="eastAsia"/>
                 <w:szCs w:val="21"/>
               </w:rPr>
             </w:pPr>
@@ -1121,7 +1096,6 @@
             <w:pPr>
               <w:jc w:val="center"/>
               <w:rPr>
-                <w:rFonts w:hint="eastAsia"/>
                 <w:szCs w:val="21"/>
               </w:rPr>
             </w:pPr>
@@ -1138,7 +1112,6 @@
               <w:spacing w:line="280" w:lineRule="exact"/>
               <w:jc w:val="center"/>
               <w:rPr>
-                <w:rFonts w:hint="eastAsia"/>
                 <w:szCs w:val="21"/>
               </w:rPr>
             </w:pPr>
@@ -1167,7 +1140,6 @@
               <w:spacing w:line="280" w:lineRule="exact"/>
               <w:jc w:val="center"/>
               <w:rPr>
-                <w:rFonts w:hint="eastAsia"/>
                 <w:szCs w:val="21"/>
               </w:rPr>
             </w:pPr>
@@ -1184,10 +1156,10 @@
               <w:spacing w:line="280" w:lineRule="exact"/>
               <w:jc w:val="center"/>
               <w:rPr>
-                <w:rFonts w:hint="eastAsia"/>
-                <w:szCs w:val="21"/>
-              </w:rPr>
-            </w:pPr>
+                <w:szCs w:val="21"/>
+              </w:rPr>
+            </w:pPr>
+            <w:proofErr w:type="gramStart"/>
             <w:r>
               <w:rPr>
                 <w:rFonts w:hint="eastAsia"/>
@@ -1195,6 +1167,7 @@
               </w:rPr>
               <w:t>击数</w:t>
             </w:r>
+            <w:proofErr w:type="gramEnd"/>
             <w:r>
               <w:rPr>
                 <w:rFonts w:hint="eastAsia"/>
@@ -1227,7 +1200,6 @@
               <w:spacing w:line="280" w:lineRule="exact"/>
               <w:jc w:val="center"/>
               <w:rPr>
-                <w:rFonts w:hint="eastAsia"/>
                 <w:szCs w:val="21"/>
               </w:rPr>
             </w:pPr>
@@ -1244,7 +1216,6 @@
               <w:spacing w:line="280" w:lineRule="exact"/>
               <w:jc w:val="center"/>
               <w:rPr>
-                <w:rFonts w:hint="eastAsia"/>
                 <w:szCs w:val="21"/>
               </w:rPr>
             </w:pPr>
@@ -1291,7 +1262,6 @@
             <w:pPr>
               <w:jc w:val="center"/>
               <w:rPr>
-                <w:rFonts w:hint="eastAsia"/>
                 <w:szCs w:val="21"/>
               </w:rPr>
             </w:pPr>
@@ -1374,7 +1344,6 @@
             <w:pPr>
               <w:jc w:val="center"/>
               <w:rPr>
-                <w:rFonts w:hint="eastAsia"/>
                 <w:szCs w:val="21"/>
               </w:rPr>
             </w:pPr>
@@ -1461,7 +1430,6 @@
             <w:pPr>
               <w:jc w:val="center"/>
               <w:rPr>
-                <w:rFonts w:hint="eastAsia"/>
                 <w:szCs w:val="21"/>
               </w:rPr>
             </w:pPr>
@@ -1540,7 +1508,6 @@
             <w:pPr>
               <w:jc w:val="center"/>
               <w:rPr>
-                <w:rFonts w:hint="eastAsia"/>
                 <w:szCs w:val="21"/>
               </w:rPr>
             </w:pPr>
@@ -1627,7 +1594,6 @@
             <w:pPr>
               <w:jc w:val="center"/>
               <w:rPr>
-                <w:rFonts w:hint="eastAsia"/>
                 <w:szCs w:val="21"/>
               </w:rPr>
             </w:pPr>
@@ -1706,7 +1672,6 @@
             <w:pPr>
               <w:jc w:val="center"/>
               <w:rPr>
-                <w:rFonts w:hint="eastAsia"/>
                 <w:szCs w:val="21"/>
               </w:rPr>
             </w:pPr>
@@ -1793,7 +1758,6 @@
             <w:pPr>
               <w:jc w:val="center"/>
               <w:rPr>
-                <w:rFonts w:hint="eastAsia"/>
                 <w:szCs w:val="21"/>
               </w:rPr>
             </w:pPr>
@@ -1872,7 +1836,6 @@
             <w:pPr>
               <w:jc w:val="center"/>
               <w:rPr>
-                <w:rFonts w:hint="eastAsia"/>
                 <w:szCs w:val="21"/>
               </w:rPr>
             </w:pPr>
@@ -1959,7 +1922,6 @@
             <w:pPr>
               <w:jc w:val="center"/>
               <w:rPr>
-                <w:rFonts w:hint="eastAsia"/>
                 <w:szCs w:val="21"/>
               </w:rPr>
             </w:pPr>
@@ -2038,7 +2000,6 @@
             <w:pPr>
               <w:jc w:val="center"/>
               <w:rPr>
-                <w:rFonts w:hint="eastAsia"/>
                 <w:szCs w:val="21"/>
               </w:rPr>
             </w:pPr>
@@ -2125,7 +2086,6 @@
             <w:pPr>
               <w:jc w:val="center"/>
               <w:rPr>
-                <w:rFonts w:hint="eastAsia"/>
                 <w:szCs w:val="21"/>
               </w:rPr>
             </w:pPr>
@@ -2204,7 +2164,6 @@
             <w:pPr>
               <w:jc w:val="center"/>
               <w:rPr>
-                <w:rFonts w:hint="eastAsia"/>
                 <w:szCs w:val="21"/>
               </w:rPr>
             </w:pPr>
@@ -2292,7 +2251,6 @@
             <w:pPr>
               <w:jc w:val="center"/>
               <w:rPr>
-                <w:rFonts w:hint="eastAsia"/>
                 <w:szCs w:val="21"/>
               </w:rPr>
             </w:pPr>
@@ -2372,7 +2330,6 @@
             <w:pPr>
               <w:jc w:val="center"/>
               <w:rPr>
-                <w:rFonts w:hint="eastAsia"/>
                 <w:szCs w:val="21"/>
               </w:rPr>
             </w:pPr>
@@ -2459,7 +2416,6 @@
             <w:pPr>
               <w:jc w:val="center"/>
               <w:rPr>
-                <w:rFonts w:hint="eastAsia"/>
                 <w:szCs w:val="21"/>
               </w:rPr>
             </w:pPr>
@@ -2542,7 +2498,6 @@
             <w:pPr>
               <w:jc w:val="center"/>
               <w:rPr>
-                <w:rFonts w:hint="eastAsia"/>
                 <w:szCs w:val="21"/>
               </w:rPr>
             </w:pPr>
@@ -2628,7 +2583,6 @@
             <w:pPr>
               <w:jc w:val="center"/>
               <w:rPr>
-                <w:rFonts w:hint="eastAsia"/>
                 <w:szCs w:val="21"/>
               </w:rPr>
             </w:pPr>
@@ -2707,7 +2661,6 @@
             <w:pPr>
               <w:jc w:val="center"/>
               <w:rPr>
-                <w:rFonts w:hint="eastAsia"/>
                 <w:szCs w:val="21"/>
               </w:rPr>
             </w:pPr>
@@ -2793,7 +2746,6 @@
             <w:pPr>
               <w:jc w:val="center"/>
               <w:rPr>
-                <w:rFonts w:hint="eastAsia"/>
                 <w:szCs w:val="21"/>
               </w:rPr>
             </w:pPr>
@@ -2872,7 +2824,6 @@
             <w:pPr>
               <w:jc w:val="center"/>
               <w:rPr>
-                <w:rFonts w:hint="eastAsia"/>
                 <w:szCs w:val="21"/>
               </w:rPr>
             </w:pPr>
@@ -2958,7 +2909,6 @@
             <w:pPr>
               <w:jc w:val="center"/>
               <w:rPr>
-                <w:rFonts w:hint="eastAsia"/>
                 <w:szCs w:val="21"/>
               </w:rPr>
             </w:pPr>
@@ -3037,7 +2987,6 @@
             <w:pPr>
               <w:jc w:val="center"/>
               <w:rPr>
-                <w:rFonts w:hint="eastAsia"/>
                 <w:szCs w:val="21"/>
               </w:rPr>
             </w:pPr>
@@ -3123,7 +3072,6 @@
             <w:pPr>
               <w:jc w:val="center"/>
               <w:rPr>
-                <w:rFonts w:hint="eastAsia"/>
                 <w:szCs w:val="21"/>
               </w:rPr>
             </w:pPr>
@@ -3202,7 +3150,6 @@
             <w:pPr>
               <w:jc w:val="center"/>
               <w:rPr>
-                <w:rFonts w:hint="eastAsia"/>
                 <w:szCs w:val="21"/>
               </w:rPr>
             </w:pPr>
@@ -3288,7 +3235,6 @@
             <w:pPr>
               <w:jc w:val="center"/>
               <w:rPr>
-                <w:rFonts w:hint="eastAsia"/>
                 <w:szCs w:val="21"/>
               </w:rPr>
             </w:pPr>
@@ -3367,7 +3313,6 @@
             <w:pPr>
               <w:jc w:val="center"/>
               <w:rPr>
-                <w:rFonts w:hint="eastAsia"/>
                 <w:szCs w:val="21"/>
               </w:rPr>
             </w:pPr>
@@ -3453,7 +3398,6 @@
             <w:pPr>
               <w:jc w:val="center"/>
               <w:rPr>
-                <w:rFonts w:hint="eastAsia"/>
                 <w:szCs w:val="21"/>
               </w:rPr>
             </w:pPr>
@@ -3532,7 +3476,6 @@
             <w:pPr>
               <w:jc w:val="center"/>
               <w:rPr>
-                <w:rFonts w:hint="eastAsia"/>
                 <w:szCs w:val="21"/>
               </w:rPr>
             </w:pPr>
@@ -3618,7 +3561,6 @@
             <w:pPr>
               <w:jc w:val="center"/>
               <w:rPr>
-                <w:rFonts w:hint="eastAsia"/>
                 <w:szCs w:val="21"/>
               </w:rPr>
             </w:pPr>
@@ -3644,7 +3586,6 @@
           <w:p>
             <w:pPr>
               <w:rPr>
-                <w:rFonts w:hint="eastAsia"/>
                 <w:szCs w:val="21"/>
               </w:rPr>
             </w:pPr>
@@ -3669,7 +3610,6 @@
             <w:pPr>
               <w:jc w:val="center"/>
               <w:rPr>
-                <w:rFonts w:hint="eastAsia"/>
                 <w:szCs w:val="21"/>
               </w:rPr>
             </w:pPr>
@@ -3696,7 +3636,6 @@
             <w:pPr>
               <w:jc w:val="left"/>
               <w:rPr>
-                <w:rFonts w:hint="eastAsia"/>
                 <w:szCs w:val="21"/>
               </w:rPr>
             </w:pPr>
@@ -3721,7 +3660,6 @@
             <w:pPr>
               <w:jc w:val="center"/>
               <w:rPr>
-                <w:rFonts w:hint="eastAsia"/>
                 <w:szCs w:val="21"/>
               </w:rPr>
             </w:pPr>
@@ -3748,7 +3686,6 @@
             <w:pPr>
               <w:jc w:val="left"/>
               <w:rPr>
-                <w:rFonts w:hint="eastAsia"/>
                 <w:szCs w:val="21"/>
               </w:rPr>
             </w:pPr>
@@ -3774,7 +3711,6 @@
             <w:pPr>
               <w:jc w:val="center"/>
               <w:rPr>
-                <w:rFonts w:hint="eastAsia"/>
                 <w:szCs w:val="21"/>
               </w:rPr>
             </w:pPr>
@@ -3802,7 +3738,6 @@
             <w:pPr>
               <w:jc w:val="left"/>
               <w:rPr>
-                <w:rFonts w:hint="eastAsia"/>
                 <w:szCs w:val="21"/>
               </w:rPr>
             </w:pPr>
@@ -3821,7 +3756,6 @@
       <w:pPr>
         <w:spacing w:line="240" w:lineRule="exact"/>
         <w:rPr>
-          <w:rFonts w:hint="eastAsia"/>
           <w:szCs w:val="21"/>
         </w:rPr>
       </w:pPr>
@@ -3830,7 +3764,6 @@
       <w:pPr>
         <w:spacing w:line="240" w:lineRule="exact"/>
         <w:rPr>
-          <w:rFonts w:hint="eastAsia"/>
           <w:szCs w:val="21"/>
         </w:rPr>
       </w:pPr>
@@ -3884,11 +3817,6 @@
       </w:r>
     </w:p>
     <w:p>
-      <w:pPr>
-        <w:rPr>
-          <w:rFonts w:hint="eastAsia"/>
-        </w:rPr>
-      </w:pPr>
       <w:r>
         <w:rPr>
           <w:rFonts w:hint="eastAsia"/>
@@ -3897,11 +3825,6 @@
       </w:r>
     </w:p>
     <w:p>
-      <w:pPr>
-        <w:rPr>
-          <w:rFonts w:hint="eastAsia"/>
-        </w:rPr>
-      </w:pPr>
       <w:r>
         <w:rPr>
           <w:rFonts w:hint="eastAsia"/>
@@ -3943,11 +3866,6 @@
       </w:r>
     </w:p>
     <w:p>
-      <w:pPr>
-        <w:rPr>
-          <w:rFonts w:hint="eastAsia"/>
-        </w:rPr>
-      </w:pPr>
       <w:r>
         <w:rPr>
           <w:rFonts w:hint="eastAsia"/>
@@ -3965,7 +3883,21 @@
         <w:rPr>
           <w:rFonts w:hint="eastAsia"/>
         </w:rPr>
-        <w:t>公司地址：石家庄高新区方亿科技工业园</w:t>
+        <w:t>公司地址：石家庄高新区</w:t>
+      </w:r>
+      <w:proofErr w:type="gramStart"/>
+      <w:r>
+        <w:rPr>
+          <w:rFonts w:hint="eastAsia"/>
+        </w:rPr>
+        <w:t>方亿科技</w:t>
+      </w:r>
+      <w:proofErr w:type="gramEnd"/>
+      <w:r>
+        <w:rPr>
+          <w:rFonts w:hint="eastAsia"/>
+        </w:rPr>
+        <w:t>工业园</w:t>
       </w:r>
       <w:r>
         <w:rPr>
@@ -4036,17 +3968,9 @@
     </w:p>
     <w:p>
       <w:pPr>
-        <w:rPr>
-          <w:rFonts w:hint="eastAsia"/>
-        </w:rPr>
-      </w:pPr>
-    </w:p>
-    <w:p>
-      <w:pPr>
         <w:spacing w:line="360" w:lineRule="auto"/>
         <w:jc w:val="center"/>
         <w:rPr>
-          <w:rFonts w:hint="eastAsia"/>
           <w:sz w:val="32"/>
           <w:szCs w:val="32"/>
         </w:rPr>
@@ -4066,7 +3990,6 @@
         <w:ind w:firstLineChars="100" w:firstLine="210"/>
         <w:jc w:val="left"/>
         <w:rPr>
-          <w:rFonts w:hint="eastAsia"/>
           <w:szCs w:val="21"/>
         </w:rPr>
       </w:pPr>
@@ -4103,7 +4026,6 @@
       <w:tblPr>
         <w:tblW w:w="0" w:type="auto"/>
         <w:jc w:val="center"/>
-        <w:tblInd w:w="0" w:type="dxa"/>
         <w:tblBorders>
           <w:top w:val="single" w:sz="4" w:space="0" w:color="auto"/>
           <w:left w:val="single" w:sz="4" w:space="0" w:color="auto"/>
@@ -4149,7 +4071,6 @@
             <w:pPr>
               <w:jc w:val="center"/>
               <w:rPr>
-                <w:rFonts w:hint="eastAsia"/>
                 <w:szCs w:val="21"/>
               </w:rPr>
             </w:pPr>
@@ -4175,7 +4096,6 @@
             <w:pPr>
               <w:jc w:val="center"/>
               <w:rPr>
-                <w:rFonts w:hint="eastAsia"/>
                 <w:szCs w:val="21"/>
               </w:rPr>
             </w:pPr>
@@ -4194,7 +4114,6 @@
             <w:pPr>
               <w:jc w:val="center"/>
               <w:rPr>
-                <w:rFonts w:hint="eastAsia"/>
                 <w:szCs w:val="21"/>
               </w:rPr>
             </w:pPr>
@@ -4221,7 +4140,6 @@
             <w:pPr>
               <w:jc w:val="center"/>
               <w:rPr>
-                <w:rFonts w:hint="eastAsia"/>
                 <w:szCs w:val="21"/>
               </w:rPr>
             </w:pPr>
@@ -4245,7 +4163,6 @@
             <w:pPr>
               <w:jc w:val="center"/>
               <w:rPr>
-                <w:rFonts w:hint="eastAsia"/>
                 <w:szCs w:val="21"/>
               </w:rPr>
             </w:pPr>
@@ -4268,7 +4185,6 @@
             <w:pPr>
               <w:jc w:val="center"/>
               <w:rPr>
-                <w:rFonts w:hint="eastAsia"/>
                 <w:szCs w:val="21"/>
               </w:rPr>
             </w:pPr>
@@ -4284,7 +4200,6 @@
             <w:pPr>
               <w:jc w:val="center"/>
               <w:rPr>
-                <w:rFonts w:hint="eastAsia"/>
                 <w:szCs w:val="21"/>
               </w:rPr>
             </w:pPr>
@@ -4330,7 +4245,6 @@
             <w:pPr>
               <w:jc w:val="center"/>
               <w:rPr>
-                <w:rFonts w:hint="eastAsia"/>
                 <w:szCs w:val="21"/>
               </w:rPr>
             </w:pPr>
@@ -4356,7 +4270,6 @@
             <w:pPr>
               <w:jc w:val="center"/>
               <w:rPr>
-                <w:rFonts w:hint="eastAsia"/>
                 <w:szCs w:val="21"/>
               </w:rPr>
             </w:pPr>
@@ -4372,7 +4285,6 @@
             <w:pPr>
               <w:jc w:val="center"/>
               <w:rPr>
-                <w:rFonts w:hint="eastAsia"/>
                 <w:szCs w:val="21"/>
               </w:rPr>
             </w:pPr>
@@ -4444,7 +4356,6 @@
             <w:pPr>
               <w:jc w:val="center"/>
               <w:rPr>
-                <w:rFonts w:hint="eastAsia"/>
                 <w:szCs w:val="21"/>
               </w:rPr>
             </w:pPr>
@@ -4464,7 +4375,6 @@
             <w:pPr>
               <w:jc w:val="center"/>
               <w:rPr>
-                <w:rFonts w:hint="eastAsia"/>
                 <w:szCs w:val="21"/>
               </w:rPr>
             </w:pPr>
@@ -4491,7 +4401,6 @@
             <w:pPr>
               <w:jc w:val="center"/>
               <w:rPr>
-                <w:rFonts w:hint="eastAsia"/>
                 <w:szCs w:val="21"/>
               </w:rPr>
             </w:pPr>
@@ -4516,7 +4425,6 @@
             <w:pPr>
               <w:jc w:val="center"/>
               <w:rPr>
-                <w:rFonts w:hint="eastAsia"/>
                 <w:szCs w:val="21"/>
               </w:rPr>
             </w:pPr>
@@ -4558,7 +4466,6 @@
             <w:pPr>
               <w:jc w:val="center"/>
               <w:rPr>
-                <w:rFonts w:hint="eastAsia"/>
                 <w:szCs w:val="21"/>
               </w:rPr>
             </w:pPr>
@@ -4578,16 +4485,24 @@
             <w:pPr>
               <w:jc w:val="center"/>
               <w:rPr>
-                <w:rFonts w:hint="eastAsia"/>
-                <w:szCs w:val="21"/>
-              </w:rPr>
-            </w:pPr>
-            <w:r>
-              <w:rPr>
-                <w:rFonts w:hint="eastAsia"/>
-                <w:szCs w:val="21"/>
-              </w:rPr>
-              <w:t>锤重量（</w:t>
+                <w:szCs w:val="21"/>
+              </w:rPr>
+            </w:pPr>
+            <w:proofErr w:type="gramStart"/>
+            <w:r>
+              <w:rPr>
+                <w:rFonts w:hint="eastAsia"/>
+                <w:szCs w:val="21"/>
+              </w:rPr>
+              <w:t>锤</w:t>
+            </w:r>
+            <w:proofErr w:type="gramEnd"/>
+            <w:r>
+              <w:rPr>
+                <w:rFonts w:hint="eastAsia"/>
+                <w:szCs w:val="21"/>
+              </w:rPr>
+              <w:t>重量（</w:t>
             </w:r>
             <w:r>
               <w:rPr>
@@ -4637,7 +4552,6 @@
             <w:pPr>
               <w:jc w:val="center"/>
               <w:rPr>
-                <w:rFonts w:hint="eastAsia"/>
                 <w:szCs w:val="21"/>
               </w:rPr>
             </w:pPr>
@@ -4653,7 +4567,6 @@
             <w:pPr>
               <w:jc w:val="center"/>
               <w:rPr>
-                <w:rFonts w:hint="eastAsia"/>
                 <w:szCs w:val="21"/>
               </w:rPr>
             </w:pPr>
@@ -4713,7 +4626,6 @@
             <w:pPr>
               <w:jc w:val="center"/>
               <w:rPr>
-                <w:rFonts w:hint="eastAsia"/>
                 <w:szCs w:val="21"/>
               </w:rPr>
             </w:pPr>
@@ -4763,7 +4675,6 @@
             <w:pPr>
               <w:jc w:val="center"/>
               <w:rPr>
-                <w:rFonts w:hint="eastAsia"/>
                 <w:szCs w:val="21"/>
               </w:rPr>
             </w:pPr>
@@ -4785,7 +4696,6 @@
             <w:pPr>
               <w:jc w:val="center"/>
               <w:rPr>
-                <w:rFonts w:hint="eastAsia"/>
                 <w:szCs w:val="21"/>
               </w:rPr>
             </w:pPr>
@@ -4801,7 +4711,6 @@
             <w:pPr>
               <w:jc w:val="center"/>
               <w:rPr>
-                <w:rFonts w:hint="eastAsia"/>
                 <w:szCs w:val="21"/>
               </w:rPr>
             </w:pPr>
@@ -4817,7 +4726,6 @@
             <w:pPr>
               <w:jc w:val="center"/>
               <w:rPr>
-                <w:rFonts w:hint="eastAsia"/>
                 <w:szCs w:val="21"/>
               </w:rPr>
             </w:pPr>
@@ -4854,7 +4762,6 @@
             <w:pPr>
               <w:jc w:val="center"/>
               <w:rPr>
-                <w:rFonts w:hint="eastAsia"/>
                 <w:szCs w:val="21"/>
               </w:rPr>
             </w:pPr>
@@ -4871,7 +4778,6 @@
               <w:spacing w:line="280" w:lineRule="exact"/>
               <w:jc w:val="center"/>
               <w:rPr>
-                <w:rFonts w:hint="eastAsia"/>
                 <w:szCs w:val="21"/>
               </w:rPr>
             </w:pPr>
@@ -4895,7 +4801,6 @@
               <w:spacing w:line="280" w:lineRule="exact"/>
               <w:jc w:val="center"/>
               <w:rPr>
-                <w:rFonts w:hint="eastAsia"/>
                 <w:szCs w:val="21"/>
               </w:rPr>
             </w:pPr>
@@ -4912,10 +4817,10 @@
               <w:spacing w:line="280" w:lineRule="exact"/>
               <w:jc w:val="center"/>
               <w:rPr>
-                <w:rFonts w:hint="eastAsia"/>
-                <w:szCs w:val="21"/>
-              </w:rPr>
-            </w:pPr>
+                <w:szCs w:val="21"/>
+              </w:rPr>
+            </w:pPr>
+            <w:proofErr w:type="gramStart"/>
             <w:r>
               <w:rPr>
                 <w:rFonts w:hint="eastAsia"/>
@@ -4923,6 +4828,7 @@
               </w:rPr>
               <w:t>击数</w:t>
             </w:r>
+            <w:proofErr w:type="gramEnd"/>
             <w:r>
               <w:rPr>
                 <w:rFonts w:hint="eastAsia"/>
@@ -4953,7 +4859,6 @@
               <w:spacing w:line="280" w:lineRule="exact"/>
               <w:jc w:val="center"/>
               <w:rPr>
-                <w:rFonts w:hint="eastAsia"/>
                 <w:szCs w:val="21"/>
               </w:rPr>
             </w:pPr>
@@ -4970,7 +4875,6 @@
               <w:spacing w:line="280" w:lineRule="exact"/>
               <w:jc w:val="center"/>
               <w:rPr>
-                <w:rFonts w:hint="eastAsia"/>
                 <w:szCs w:val="21"/>
               </w:rPr>
             </w:pPr>
@@ -5009,7 +4913,6 @@
             <w:pPr>
               <w:jc w:val="center"/>
               <w:rPr>
-                <w:rFonts w:hint="eastAsia"/>
                 <w:szCs w:val="21"/>
               </w:rPr>
             </w:pPr>
@@ -5035,7 +4938,6 @@
             <w:pPr>
               <w:jc w:val="center"/>
               <w:rPr>
-                <w:rFonts w:hint="eastAsia"/>
                 <w:szCs w:val="21"/>
               </w:rPr>
             </w:pPr>
@@ -5051,7 +4953,6 @@
             <w:pPr>
               <w:jc w:val="center"/>
               <w:rPr>
-                <w:rFonts w:hint="eastAsia"/>
                 <w:szCs w:val="21"/>
               </w:rPr>
             </w:pPr>
@@ -5067,7 +4968,6 @@
             <w:pPr>
               <w:jc w:val="center"/>
               <w:rPr>
-                <w:rFonts w:hint="eastAsia"/>
                 <w:szCs w:val="21"/>
               </w:rPr>
             </w:pPr>
@@ -5109,7 +5009,6 @@
             <w:pPr>
               <w:jc w:val="center"/>
               <w:rPr>
-                <w:rFonts w:hint="eastAsia"/>
                 <w:szCs w:val="21"/>
               </w:rPr>
             </w:pPr>
@@ -5126,7 +5025,6 @@
               <w:spacing w:line="280" w:lineRule="exact"/>
               <w:jc w:val="center"/>
               <w:rPr>
-                <w:rFonts w:hint="eastAsia"/>
                 <w:szCs w:val="21"/>
               </w:rPr>
             </w:pPr>
@@ -5155,7 +5053,6 @@
               <w:spacing w:line="280" w:lineRule="exact"/>
               <w:jc w:val="center"/>
               <w:rPr>
-                <w:rFonts w:hint="eastAsia"/>
                 <w:szCs w:val="21"/>
               </w:rPr>
             </w:pPr>
@@ -5172,10 +5069,10 @@
               <w:spacing w:line="280" w:lineRule="exact"/>
               <w:jc w:val="center"/>
               <w:rPr>
-                <w:rFonts w:hint="eastAsia"/>
-                <w:szCs w:val="21"/>
-              </w:rPr>
-            </w:pPr>
+                <w:szCs w:val="21"/>
+              </w:rPr>
+            </w:pPr>
+            <w:proofErr w:type="gramStart"/>
             <w:r>
               <w:rPr>
                 <w:rFonts w:hint="eastAsia"/>
@@ -5183,6 +5080,7 @@
               </w:rPr>
               <w:t>击数</w:t>
             </w:r>
+            <w:proofErr w:type="gramEnd"/>
             <w:r>
               <w:rPr>
                 <w:rFonts w:hint="eastAsia"/>
@@ -5215,7 +5113,6 @@
               <w:spacing w:line="280" w:lineRule="exact"/>
               <w:jc w:val="center"/>
               <w:rPr>
-                <w:rFonts w:hint="eastAsia"/>
                 <w:szCs w:val="21"/>
               </w:rPr>
             </w:pPr>
@@ -5232,7 +5129,6 @@
               <w:spacing w:line="280" w:lineRule="exact"/>
               <w:jc w:val="center"/>
               <w:rPr>
-                <w:rFonts w:hint="eastAsia"/>
                 <w:szCs w:val="21"/>
               </w:rPr>
             </w:pPr>
@@ -5278,7 +5174,6 @@
             <w:pPr>
               <w:jc w:val="center"/>
               <w:rPr>
-                <w:rFonts w:hint="eastAsia"/>
                 <w:szCs w:val="21"/>
               </w:rPr>
             </w:pPr>
@@ -5347,7 +5242,6 @@
             <w:pPr>
               <w:jc w:val="center"/>
               <w:rPr>
-                <w:rFonts w:hint="eastAsia"/>
                 <w:szCs w:val="21"/>
               </w:rPr>
             </w:pPr>
@@ -5432,7 +5326,6 @@
             <w:pPr>
               <w:jc w:val="center"/>
               <w:rPr>
-                <w:rFonts w:hint="eastAsia"/>
                 <w:szCs w:val="21"/>
               </w:rPr>
             </w:pPr>
@@ -5497,7 +5390,6 @@
             <w:pPr>
               <w:jc w:val="center"/>
               <w:rPr>
-                <w:rFonts w:hint="eastAsia"/>
                 <w:szCs w:val="21"/>
               </w:rPr>
             </w:pPr>
@@ -5582,7 +5474,6 @@
             <w:pPr>
               <w:jc w:val="center"/>
               <w:rPr>
-                <w:rFonts w:hint="eastAsia"/>
                 <w:szCs w:val="21"/>
               </w:rPr>
             </w:pPr>
@@ -5647,7 +5538,6 @@
             <w:pPr>
               <w:jc w:val="center"/>
               <w:rPr>
-                <w:rFonts w:hint="eastAsia"/>
                 <w:szCs w:val="21"/>
               </w:rPr>
             </w:pPr>
@@ -5732,7 +5622,6 @@
             <w:pPr>
               <w:jc w:val="center"/>
               <w:rPr>
-                <w:rFonts w:hint="eastAsia"/>
                 <w:szCs w:val="21"/>
               </w:rPr>
             </w:pPr>
@@ -5797,7 +5686,6 @@
             <w:pPr>
               <w:jc w:val="center"/>
               <w:rPr>
-                <w:rFonts w:hint="eastAsia"/>
                 <w:szCs w:val="21"/>
               </w:rPr>
             </w:pPr>
@@ -5882,7 +5770,6 @@
             <w:pPr>
               <w:jc w:val="center"/>
               <w:rPr>
-                <w:rFonts w:hint="eastAsia"/>
                 <w:szCs w:val="21"/>
               </w:rPr>
             </w:pPr>
@@ -5947,7 +5834,6 @@
             <w:pPr>
               <w:jc w:val="center"/>
               <w:rPr>
-                <w:rFonts w:hint="eastAsia"/>
                 <w:szCs w:val="21"/>
               </w:rPr>
             </w:pPr>
@@ -6032,7 +5918,6 @@
             <w:pPr>
               <w:jc w:val="center"/>
               <w:rPr>
-                <w:rFonts w:hint="eastAsia"/>
                 <w:szCs w:val="21"/>
               </w:rPr>
             </w:pPr>
@@ -6097,7 +5982,156 @@
             <w:pPr>
               <w:jc w:val="center"/>
               <w:rPr>
-                <w:rFonts w:hint="eastAsia"/>
+                <w:szCs w:val="21"/>
+              </w:rPr>
+            </w:pPr>
+          </w:p>
+        </w:tc>
+        <w:tc>
+          <w:tcPr>
+            <w:tcW w:w="959" w:type="dxa"/>
+            <w:tcBorders>
+              <w:right w:val="single" w:sz="4" w:space="0" w:color="auto"/>
+            </w:tcBorders>
+          </w:tcPr>
+          <w:p>
+            <w:pPr>
+              <w:jc w:val="center"/>
+            </w:pPr>
+          </w:p>
+        </w:tc>
+        <w:tc>
+          <w:tcPr>
+            <w:tcW w:w="936" w:type="dxa"/>
+            <w:gridSpan w:val="2"/>
+            <w:tcBorders>
+              <w:left w:val="single" w:sz="4" w:space="0" w:color="auto"/>
+              <w:right w:val="single" w:sz="4" w:space="0" w:color="auto"/>
+            </w:tcBorders>
+          </w:tcPr>
+          <w:p>
+            <w:pPr>
+              <w:jc w:val="center"/>
+            </w:pPr>
+          </w:p>
+        </w:tc>
+        <w:tc>
+          <w:tcPr>
+            <w:tcW w:w="936" w:type="dxa"/>
+            <w:gridSpan w:val="2"/>
+            <w:vMerge/>
+            <w:tcBorders>
+              <w:left w:val="single" w:sz="4" w:space="0" w:color="auto"/>
+              <w:right w:val="single" w:sz="4" w:space="0" w:color="auto"/>
+            </w:tcBorders>
+            <w:vAlign w:val="center"/>
+          </w:tcPr>
+          <w:p>
+            <w:pPr>
+              <w:jc w:val="center"/>
+            </w:pPr>
+          </w:p>
+        </w:tc>
+        <w:tc>
+          <w:tcPr>
+            <w:tcW w:w="936" w:type="dxa"/>
+            <w:tcBorders>
+              <w:left w:val="single" w:sz="4" w:space="0" w:color="auto"/>
+              <w:right w:val="single" w:sz="12" w:space="0" w:color="auto"/>
+            </w:tcBorders>
+            <w:vAlign w:val="center"/>
+          </w:tcPr>
+          <w:p>
+            <w:pPr>
+              <w:jc w:val="center"/>
+            </w:pPr>
+          </w:p>
+        </w:tc>
+      </w:tr>
+      <w:tr>
+        <w:trPr>
+          <w:trHeight w:val="268"/>
+          <w:jc w:val="center"/>
+        </w:trPr>
+        <w:tc>
+          <w:tcPr>
+            <w:tcW w:w="1189" w:type="dxa"/>
+            <w:vMerge/>
+            <w:tcBorders>
+              <w:left w:val="single" w:sz="12" w:space="0" w:color="auto"/>
+              <w:bottom w:val="single" w:sz="4" w:space="0" w:color="auto"/>
+            </w:tcBorders>
+            <w:vAlign w:val="center"/>
+          </w:tcPr>
+          <w:p>
+            <w:pPr>
+              <w:jc w:val="center"/>
+              <w:rPr>
+                <w:szCs w:val="21"/>
+              </w:rPr>
+            </w:pPr>
+          </w:p>
+        </w:tc>
+        <w:tc>
+          <w:tcPr>
+            <w:tcW w:w="871" w:type="dxa"/>
+          </w:tcPr>
+          <w:p>
+            <w:pPr>
+              <w:jc w:val="center"/>
+            </w:pPr>
+          </w:p>
+        </w:tc>
+        <w:tc>
+          <w:tcPr>
+            <w:tcW w:w="878" w:type="dxa"/>
+            <w:gridSpan w:val="2"/>
+          </w:tcPr>
+          <w:p>
+            <w:pPr>
+              <w:jc w:val="center"/>
+            </w:pPr>
+          </w:p>
+        </w:tc>
+        <w:tc>
+          <w:tcPr>
+            <w:tcW w:w="877" w:type="dxa"/>
+            <w:gridSpan w:val="2"/>
+            <w:vMerge/>
+          </w:tcPr>
+          <w:p>
+            <w:pPr>
+              <w:jc w:val="center"/>
+            </w:pPr>
+          </w:p>
+        </w:tc>
+        <w:tc>
+          <w:tcPr>
+            <w:tcW w:w="980" w:type="dxa"/>
+            <w:tcBorders>
+              <w:right w:val="single" w:sz="6" w:space="0" w:color="auto"/>
+            </w:tcBorders>
+          </w:tcPr>
+          <w:p>
+            <w:pPr>
+              <w:jc w:val="center"/>
+            </w:pPr>
+          </w:p>
+        </w:tc>
+        <w:tc>
+          <w:tcPr>
+            <w:tcW w:w="1134" w:type="dxa"/>
+            <w:vMerge/>
+            <w:tcBorders>
+              <w:left w:val="single" w:sz="6" w:space="0" w:color="auto"/>
+              <w:bottom w:val="single" w:sz="4" w:space="0" w:color="auto"/>
+            </w:tcBorders>
+            <w:vAlign w:val="center"/>
+          </w:tcPr>
+          <w:p>
+            <w:pPr>
+              <w:jc w:val="center"/>
+              <w:rPr>
                 <w:szCs w:val="21"/>
               </w:rPr>
             </w:pPr>
@@ -6172,18 +6206,16 @@
         <w:tc>
           <w:tcPr>
             <w:tcW w:w="1189" w:type="dxa"/>
-            <w:vMerge/>
+            <w:vMerge w:val="restart"/>
             <w:tcBorders>
               <w:left w:val="single" w:sz="12" w:space="0" w:color="auto"/>
-              <w:bottom w:val="single" w:sz="4" w:space="0" w:color="auto"/>
-            </w:tcBorders>
-            <w:vAlign w:val="center"/>
-          </w:tcPr>
-          <w:p>
-            <w:pPr>
-              <w:jc w:val="center"/>
-              <w:rPr>
-                <w:rFonts w:hint="eastAsia"/>
+            </w:tcBorders>
+            <w:vAlign w:val="center"/>
+          </w:tcPr>
+          <w:p>
+            <w:pPr>
+              <w:jc w:val="center"/>
+              <w:rPr>
                 <w:szCs w:val="21"/>
               </w:rPr>
             </w:pPr>
@@ -6192,6 +6224,7 @@
         <w:tc>
           <w:tcPr>
             <w:tcW w:w="871" w:type="dxa"/>
+            <w:vAlign w:val="center"/>
           </w:tcPr>
           <w:p>
             <w:pPr>
@@ -6203,6 +6236,7 @@
           <w:tcPr>
             <w:tcW w:w="878" w:type="dxa"/>
             <w:gridSpan w:val="2"/>
+            <w:vAlign w:val="center"/>
           </w:tcPr>
           <w:p>
             <w:pPr>
@@ -6214,7 +6248,8 @@
           <w:tcPr>
             <w:tcW w:w="877" w:type="dxa"/>
             <w:gridSpan w:val="2"/>
-            <w:vMerge/>
+            <w:vMerge w:val="restart"/>
+            <w:vAlign w:val="center"/>
           </w:tcPr>
           <w:p>
             <w:pPr>
@@ -6228,6 +6263,7 @@
             <w:tcBorders>
               <w:right w:val="single" w:sz="6" w:space="0" w:color="auto"/>
             </w:tcBorders>
+            <w:vAlign w:val="center"/>
           </w:tcPr>
           <w:p>
             <w:pPr>
@@ -6238,18 +6274,16 @@
         <w:tc>
           <w:tcPr>
             <w:tcW w:w="1134" w:type="dxa"/>
-            <w:vMerge/>
+            <w:vMerge w:val="restart"/>
             <w:tcBorders>
               <w:left w:val="single" w:sz="6" w:space="0" w:color="auto"/>
-              <w:bottom w:val="single" w:sz="4" w:space="0" w:color="auto"/>
-            </w:tcBorders>
-            <w:vAlign w:val="center"/>
-          </w:tcPr>
-          <w:p>
-            <w:pPr>
-              <w:jc w:val="center"/>
-              <w:rPr>
-                <w:rFonts w:hint="eastAsia"/>
+            </w:tcBorders>
+            <w:vAlign w:val="center"/>
+          </w:tcPr>
+          <w:p>
+            <w:pPr>
+              <w:jc w:val="center"/>
+              <w:rPr>
                 <w:szCs w:val="21"/>
               </w:rPr>
             </w:pPr>
@@ -6287,7 +6321,7 @@
           <w:tcPr>
             <w:tcW w:w="936" w:type="dxa"/>
             <w:gridSpan w:val="2"/>
-            <w:vMerge/>
+            <w:vMerge w:val="restart"/>
             <w:tcBorders>
               <w:left w:val="single" w:sz="4" w:space="0" w:color="auto"/>
               <w:right w:val="single" w:sz="4" w:space="0" w:color="auto"/>
@@ -6324,17 +6358,15 @@
         <w:tc>
           <w:tcPr>
             <w:tcW w:w="1189" w:type="dxa"/>
-            <w:vMerge w:val="restart"/>
+            <w:vMerge/>
             <w:tcBorders>
               <w:left w:val="single" w:sz="12" w:space="0" w:color="auto"/>
             </w:tcBorders>
-            <w:vAlign w:val="center"/>
-          </w:tcPr>
-          <w:p>
-            <w:pPr>
-              <w:jc w:val="center"/>
-              <w:rPr>
-                <w:rFonts w:hint="eastAsia"/>
+          </w:tcPr>
+          <w:p>
+            <w:pPr>
+              <w:jc w:val="center"/>
+              <w:rPr>
                 <w:szCs w:val="21"/>
               </w:rPr>
             </w:pPr>
@@ -6343,7 +6375,6 @@
         <w:tc>
           <w:tcPr>
             <w:tcW w:w="871" w:type="dxa"/>
-            <w:vAlign w:val="center"/>
           </w:tcPr>
           <w:p>
             <w:pPr>
@@ -6355,7 +6386,6 @@
           <w:tcPr>
             <w:tcW w:w="878" w:type="dxa"/>
             <w:gridSpan w:val="2"/>
-            <w:vAlign w:val="center"/>
           </w:tcPr>
           <w:p>
             <w:pPr>
@@ -6367,8 +6397,7 @@
           <w:tcPr>
             <w:tcW w:w="877" w:type="dxa"/>
             <w:gridSpan w:val="2"/>
-            <w:vMerge w:val="restart"/>
-            <w:vAlign w:val="center"/>
+            <w:vMerge/>
           </w:tcPr>
           <w:p>
             <w:pPr>
@@ -6382,7 +6411,6 @@
             <w:tcBorders>
               <w:right w:val="single" w:sz="6" w:space="0" w:color="auto"/>
             </w:tcBorders>
-            <w:vAlign w:val="center"/>
           </w:tcPr>
           <w:p>
             <w:pPr>
@@ -6393,7 +6421,7 @@
         <w:tc>
           <w:tcPr>
             <w:tcW w:w="1134" w:type="dxa"/>
-            <w:vMerge w:val="restart"/>
+            <w:vMerge/>
             <w:tcBorders>
               <w:left w:val="single" w:sz="6" w:space="0" w:color="auto"/>
             </w:tcBorders>
@@ -6403,7 +6431,6 @@
             <w:pPr>
               <w:jc w:val="center"/>
               <w:rPr>
-                <w:rFonts w:hint="eastAsia"/>
                 <w:szCs w:val="21"/>
               </w:rPr>
             </w:pPr>
@@ -6441,7 +6468,7 @@
           <w:tcPr>
             <w:tcW w:w="936" w:type="dxa"/>
             <w:gridSpan w:val="2"/>
-            <w:vMerge w:val="restart"/>
+            <w:vMerge/>
             <w:tcBorders>
               <w:left w:val="single" w:sz="4" w:space="0" w:color="auto"/>
               <w:right w:val="single" w:sz="4" w:space="0" w:color="auto"/>
@@ -6487,7 +6514,6 @@
             <w:pPr>
               <w:jc w:val="center"/>
               <w:rPr>
-                <w:rFonts w:hint="eastAsia"/>
                 <w:szCs w:val="21"/>
               </w:rPr>
             </w:pPr>
@@ -6552,7 +6578,6 @@
             <w:pPr>
               <w:jc w:val="center"/>
               <w:rPr>
-                <w:rFonts w:hint="eastAsia"/>
                 <w:szCs w:val="21"/>
               </w:rPr>
             </w:pPr>
@@ -6636,7 +6661,6 @@
             <w:pPr>
               <w:jc w:val="center"/>
               <w:rPr>
-                <w:rFonts w:hint="eastAsia"/>
                 <w:szCs w:val="21"/>
               </w:rPr>
             </w:pPr>
@@ -6701,7 +6725,6 @@
             <w:pPr>
               <w:jc w:val="center"/>
               <w:rPr>
-                <w:rFonts w:hint="eastAsia"/>
                 <w:szCs w:val="21"/>
               </w:rPr>
             </w:pPr>
@@ -6785,7 +6808,6 @@
             <w:pPr>
               <w:jc w:val="center"/>
               <w:rPr>
-                <w:rFonts w:hint="eastAsia"/>
                 <w:szCs w:val="21"/>
               </w:rPr>
             </w:pPr>
@@ -6850,7 +6872,6 @@
             <w:pPr>
               <w:jc w:val="center"/>
               <w:rPr>
-                <w:rFonts w:hint="eastAsia"/>
                 <w:szCs w:val="21"/>
               </w:rPr>
             </w:pPr>
@@ -6934,7 +6955,6 @@
             <w:pPr>
               <w:jc w:val="center"/>
               <w:rPr>
-                <w:rFonts w:hint="eastAsia"/>
                 <w:szCs w:val="21"/>
               </w:rPr>
             </w:pPr>
@@ -6999,7 +7019,153 @@
             <w:pPr>
               <w:jc w:val="center"/>
               <w:rPr>
-                <w:rFonts w:hint="eastAsia"/>
+                <w:szCs w:val="21"/>
+              </w:rPr>
+            </w:pPr>
+          </w:p>
+        </w:tc>
+        <w:tc>
+          <w:tcPr>
+            <w:tcW w:w="959" w:type="dxa"/>
+            <w:tcBorders>
+              <w:right w:val="single" w:sz="4" w:space="0" w:color="auto"/>
+            </w:tcBorders>
+          </w:tcPr>
+          <w:p>
+            <w:pPr>
+              <w:jc w:val="center"/>
+            </w:pPr>
+          </w:p>
+        </w:tc>
+        <w:tc>
+          <w:tcPr>
+            <w:tcW w:w="936" w:type="dxa"/>
+            <w:gridSpan w:val="2"/>
+            <w:tcBorders>
+              <w:left w:val="single" w:sz="4" w:space="0" w:color="auto"/>
+              <w:right w:val="single" w:sz="4" w:space="0" w:color="auto"/>
+            </w:tcBorders>
+          </w:tcPr>
+          <w:p>
+            <w:pPr>
+              <w:jc w:val="center"/>
+            </w:pPr>
+          </w:p>
+        </w:tc>
+        <w:tc>
+          <w:tcPr>
+            <w:tcW w:w="936" w:type="dxa"/>
+            <w:gridSpan w:val="2"/>
+            <w:vMerge/>
+            <w:tcBorders>
+              <w:left w:val="single" w:sz="4" w:space="0" w:color="auto"/>
+              <w:right w:val="single" w:sz="4" w:space="0" w:color="auto"/>
+            </w:tcBorders>
+            <w:vAlign w:val="center"/>
+          </w:tcPr>
+          <w:p>
+            <w:pPr>
+              <w:jc w:val="center"/>
+            </w:pPr>
+          </w:p>
+        </w:tc>
+        <w:tc>
+          <w:tcPr>
+            <w:tcW w:w="936" w:type="dxa"/>
+            <w:tcBorders>
+              <w:left w:val="single" w:sz="4" w:space="0" w:color="auto"/>
+              <w:right w:val="single" w:sz="12" w:space="0" w:color="auto"/>
+            </w:tcBorders>
+            <w:vAlign w:val="center"/>
+          </w:tcPr>
+          <w:p>
+            <w:pPr>
+              <w:jc w:val="center"/>
+            </w:pPr>
+          </w:p>
+        </w:tc>
+      </w:tr>
+      <w:tr>
+        <w:trPr>
+          <w:trHeight w:val="256"/>
+          <w:jc w:val="center"/>
+        </w:trPr>
+        <w:tc>
+          <w:tcPr>
+            <w:tcW w:w="1189" w:type="dxa"/>
+            <w:vMerge/>
+            <w:tcBorders>
+              <w:left w:val="single" w:sz="12" w:space="0" w:color="auto"/>
+            </w:tcBorders>
+          </w:tcPr>
+          <w:p>
+            <w:pPr>
+              <w:jc w:val="center"/>
+              <w:rPr>
+                <w:szCs w:val="21"/>
+              </w:rPr>
+            </w:pPr>
+          </w:p>
+        </w:tc>
+        <w:tc>
+          <w:tcPr>
+            <w:tcW w:w="871" w:type="dxa"/>
+          </w:tcPr>
+          <w:p>
+            <w:pPr>
+              <w:jc w:val="center"/>
+            </w:pPr>
+          </w:p>
+        </w:tc>
+        <w:tc>
+          <w:tcPr>
+            <w:tcW w:w="878" w:type="dxa"/>
+            <w:gridSpan w:val="2"/>
+          </w:tcPr>
+          <w:p>
+            <w:pPr>
+              <w:jc w:val="center"/>
+            </w:pPr>
+          </w:p>
+        </w:tc>
+        <w:tc>
+          <w:tcPr>
+            <w:tcW w:w="877" w:type="dxa"/>
+            <w:gridSpan w:val="2"/>
+            <w:vMerge/>
+          </w:tcPr>
+          <w:p>
+            <w:pPr>
+              <w:jc w:val="center"/>
+            </w:pPr>
+          </w:p>
+        </w:tc>
+        <w:tc>
+          <w:tcPr>
+            <w:tcW w:w="980" w:type="dxa"/>
+            <w:tcBorders>
+              <w:right w:val="single" w:sz="6" w:space="0" w:color="auto"/>
+            </w:tcBorders>
+          </w:tcPr>
+          <w:p>
+            <w:pPr>
+              <w:jc w:val="center"/>
+            </w:pPr>
+          </w:p>
+        </w:tc>
+        <w:tc>
+          <w:tcPr>
+            <w:tcW w:w="1134" w:type="dxa"/>
+            <w:vMerge/>
+            <w:tcBorders>
+              <w:left w:val="single" w:sz="6" w:space="0" w:color="auto"/>
+            </w:tcBorders>
+            <w:vAlign w:val="center"/>
+          </w:tcPr>
+          <w:p>
+            <w:pPr>
+              <w:jc w:val="center"/>
+              <w:rPr>
                 <w:szCs w:val="21"/>
               </w:rPr>
             </w:pPr>
@@ -7074,7 +7240,7 @@
         <w:tc>
           <w:tcPr>
             <w:tcW w:w="1189" w:type="dxa"/>
-            <w:vMerge/>
+            <w:vMerge w:val="restart"/>
             <w:tcBorders>
               <w:left w:val="single" w:sz="12" w:space="0" w:color="auto"/>
             </w:tcBorders>
@@ -7083,7 +7249,6 @@
             <w:pPr>
               <w:jc w:val="center"/>
               <w:rPr>
-                <w:rFonts w:hint="eastAsia"/>
                 <w:szCs w:val="21"/>
               </w:rPr>
             </w:pPr>
@@ -7114,7 +7279,7 @@
           <w:tcPr>
             <w:tcW w:w="877" w:type="dxa"/>
             <w:gridSpan w:val="2"/>
-            <w:vMerge/>
+            <w:vMerge w:val="restart"/>
           </w:tcPr>
           <w:p>
             <w:pPr>
@@ -7138,7 +7303,7 @@
         <w:tc>
           <w:tcPr>
             <w:tcW w:w="1134" w:type="dxa"/>
-            <w:vMerge/>
+            <w:vMerge w:val="restart"/>
             <w:tcBorders>
               <w:left w:val="single" w:sz="6" w:space="0" w:color="auto"/>
             </w:tcBorders>
@@ -7148,7 +7313,6 @@
             <w:pPr>
               <w:jc w:val="center"/>
               <w:rPr>
-                <w:rFonts w:hint="eastAsia"/>
                 <w:szCs w:val="21"/>
               </w:rPr>
             </w:pPr>
@@ -7186,7 +7350,7 @@
           <w:tcPr>
             <w:tcW w:w="936" w:type="dxa"/>
             <w:gridSpan w:val="2"/>
-            <w:vMerge/>
+            <w:vMerge w:val="restart"/>
             <w:tcBorders>
               <w:left w:val="single" w:sz="4" w:space="0" w:color="auto"/>
               <w:right w:val="single" w:sz="4" w:space="0" w:color="auto"/>
@@ -7232,7 +7396,6 @@
             <w:pPr>
               <w:jc w:val="center"/>
               <w:rPr>
-                <w:rFonts w:hint="eastAsia"/>
                 <w:szCs w:val="21"/>
               </w:rPr>
             </w:pPr>
@@ -7297,7 +7460,6 @@
             <w:pPr>
               <w:jc w:val="center"/>
               <w:rPr>
-                <w:rFonts w:hint="eastAsia"/>
                 <w:szCs w:val="21"/>
               </w:rPr>
             </w:pPr>
@@ -7372,7 +7534,7 @@
         <w:tc>
           <w:tcPr>
             <w:tcW w:w="1189" w:type="dxa"/>
-            <w:vMerge w:val="restart"/>
+            <w:vMerge/>
             <w:tcBorders>
               <w:left w:val="single" w:sz="12" w:space="0" w:color="auto"/>
             </w:tcBorders>
@@ -7381,7 +7543,6 @@
             <w:pPr>
               <w:jc w:val="center"/>
               <w:rPr>
-                <w:rFonts w:hint="eastAsia"/>
                 <w:szCs w:val="21"/>
               </w:rPr>
             </w:pPr>
@@ -7412,7 +7573,7 @@
           <w:tcPr>
             <w:tcW w:w="877" w:type="dxa"/>
             <w:gridSpan w:val="2"/>
-            <w:vMerge w:val="restart"/>
+            <w:vMerge/>
           </w:tcPr>
           <w:p>
             <w:pPr>
@@ -7436,7 +7597,7 @@
         <w:tc>
           <w:tcPr>
             <w:tcW w:w="1134" w:type="dxa"/>
-            <w:vMerge w:val="restart"/>
+            <w:vMerge/>
             <w:tcBorders>
               <w:left w:val="single" w:sz="6" w:space="0" w:color="auto"/>
             </w:tcBorders>
@@ -7446,7 +7607,6 @@
             <w:pPr>
               <w:jc w:val="center"/>
               <w:rPr>
-                <w:rFonts w:hint="eastAsia"/>
                 <w:szCs w:val="21"/>
               </w:rPr>
             </w:pPr>
@@ -7484,7 +7644,7 @@
           <w:tcPr>
             <w:tcW w:w="936" w:type="dxa"/>
             <w:gridSpan w:val="2"/>
-            <w:vMerge w:val="restart"/>
+            <w:vMerge/>
             <w:tcBorders>
               <w:left w:val="single" w:sz="4" w:space="0" w:color="auto"/>
               <w:right w:val="single" w:sz="4" w:space="0" w:color="auto"/>
@@ -7530,7 +7690,6 @@
             <w:pPr>
               <w:jc w:val="center"/>
               <w:rPr>
-                <w:rFonts w:hint="eastAsia"/>
                 <w:szCs w:val="21"/>
               </w:rPr>
             </w:pPr>
@@ -7595,7 +7754,6 @@
             <w:pPr>
               <w:jc w:val="center"/>
               <w:rPr>
-                <w:rFonts w:hint="eastAsia"/>
                 <w:szCs w:val="21"/>
               </w:rPr>
             </w:pPr>
@@ -7679,7 +7837,6 @@
             <w:pPr>
               <w:jc w:val="center"/>
               <w:rPr>
-                <w:rFonts w:hint="eastAsia"/>
                 <w:szCs w:val="21"/>
               </w:rPr>
             </w:pPr>
@@ -7744,7 +7901,6 @@
             <w:pPr>
               <w:jc w:val="center"/>
               <w:rPr>
-                <w:rFonts w:hint="eastAsia"/>
                 <w:szCs w:val="21"/>
               </w:rPr>
             </w:pPr>
@@ -7828,7 +7984,6 @@
             <w:pPr>
               <w:jc w:val="center"/>
               <w:rPr>
-                <w:rFonts w:hint="eastAsia"/>
                 <w:szCs w:val="21"/>
               </w:rPr>
             </w:pPr>
@@ -7893,7 +8048,6 @@
             <w:pPr>
               <w:jc w:val="center"/>
               <w:rPr>
-                <w:rFonts w:hint="eastAsia"/>
                 <w:szCs w:val="21"/>
               </w:rPr>
             </w:pPr>
@@ -7977,7 +8131,6 @@
             <w:pPr>
               <w:jc w:val="center"/>
               <w:rPr>
-                <w:rFonts w:hint="eastAsia"/>
                 <w:szCs w:val="21"/>
               </w:rPr>
             </w:pPr>
@@ -8042,305 +8195,6 @@
             <w:pPr>
               <w:jc w:val="center"/>
               <w:rPr>
-                <w:rFonts w:hint="eastAsia"/>
-                <w:szCs w:val="21"/>
-              </w:rPr>
-            </w:pPr>
-          </w:p>
-        </w:tc>
-        <w:tc>
-          <w:tcPr>
-            <w:tcW w:w="959" w:type="dxa"/>
-            <w:tcBorders>
-              <w:right w:val="single" w:sz="4" w:space="0" w:color="auto"/>
-            </w:tcBorders>
-          </w:tcPr>
-          <w:p>
-            <w:pPr>
-              <w:jc w:val="center"/>
-            </w:pPr>
-          </w:p>
-        </w:tc>
-        <w:tc>
-          <w:tcPr>
-            <w:tcW w:w="936" w:type="dxa"/>
-            <w:gridSpan w:val="2"/>
-            <w:tcBorders>
-              <w:left w:val="single" w:sz="4" w:space="0" w:color="auto"/>
-              <w:right w:val="single" w:sz="4" w:space="0" w:color="auto"/>
-            </w:tcBorders>
-          </w:tcPr>
-          <w:p>
-            <w:pPr>
-              <w:jc w:val="center"/>
-            </w:pPr>
-          </w:p>
-        </w:tc>
-        <w:tc>
-          <w:tcPr>
-            <w:tcW w:w="936" w:type="dxa"/>
-            <w:gridSpan w:val="2"/>
-            <w:vMerge/>
-            <w:tcBorders>
-              <w:left w:val="single" w:sz="4" w:space="0" w:color="auto"/>
-              <w:right w:val="single" w:sz="4" w:space="0" w:color="auto"/>
-            </w:tcBorders>
-            <w:vAlign w:val="center"/>
-          </w:tcPr>
-          <w:p>
-            <w:pPr>
-              <w:jc w:val="center"/>
-            </w:pPr>
-          </w:p>
-        </w:tc>
-        <w:tc>
-          <w:tcPr>
-            <w:tcW w:w="936" w:type="dxa"/>
-            <w:tcBorders>
-              <w:left w:val="single" w:sz="4" w:space="0" w:color="auto"/>
-              <w:right w:val="single" w:sz="12" w:space="0" w:color="auto"/>
-            </w:tcBorders>
-            <w:vAlign w:val="center"/>
-          </w:tcPr>
-          <w:p>
-            <w:pPr>
-              <w:jc w:val="center"/>
-            </w:pPr>
-          </w:p>
-        </w:tc>
-      </w:tr>
-      <w:tr>
-        <w:trPr>
-          <w:trHeight w:val="437"/>
-          <w:jc w:val="center"/>
-        </w:trPr>
-        <w:tc>
-          <w:tcPr>
-            <w:tcW w:w="1189" w:type="dxa"/>
-            <w:vMerge/>
-            <w:tcBorders>
-              <w:left w:val="single" w:sz="12" w:space="0" w:color="auto"/>
-            </w:tcBorders>
-          </w:tcPr>
-          <w:p>
-            <w:pPr>
-              <w:jc w:val="center"/>
-              <w:rPr>
-                <w:rFonts w:hint="eastAsia"/>
-                <w:szCs w:val="21"/>
-              </w:rPr>
-            </w:pPr>
-          </w:p>
-        </w:tc>
-        <w:tc>
-          <w:tcPr>
-            <w:tcW w:w="871" w:type="dxa"/>
-          </w:tcPr>
-          <w:p>
-            <w:pPr>
-              <w:jc w:val="center"/>
-            </w:pPr>
-          </w:p>
-        </w:tc>
-        <w:tc>
-          <w:tcPr>
-            <w:tcW w:w="878" w:type="dxa"/>
-            <w:gridSpan w:val="2"/>
-          </w:tcPr>
-          <w:p>
-            <w:pPr>
-              <w:jc w:val="center"/>
-            </w:pPr>
-          </w:p>
-        </w:tc>
-        <w:tc>
-          <w:tcPr>
-            <w:tcW w:w="877" w:type="dxa"/>
-            <w:gridSpan w:val="2"/>
-            <w:vMerge/>
-          </w:tcPr>
-          <w:p>
-            <w:pPr>
-              <w:jc w:val="center"/>
-            </w:pPr>
-          </w:p>
-        </w:tc>
-        <w:tc>
-          <w:tcPr>
-            <w:tcW w:w="980" w:type="dxa"/>
-            <w:tcBorders>
-              <w:right w:val="single" w:sz="6" w:space="0" w:color="auto"/>
-            </w:tcBorders>
-          </w:tcPr>
-          <w:p>
-            <w:pPr>
-              <w:jc w:val="center"/>
-            </w:pPr>
-          </w:p>
-        </w:tc>
-        <w:tc>
-          <w:tcPr>
-            <w:tcW w:w="1134" w:type="dxa"/>
-            <w:vMerge/>
-            <w:tcBorders>
-              <w:left w:val="single" w:sz="6" w:space="0" w:color="auto"/>
-            </w:tcBorders>
-            <w:vAlign w:val="center"/>
-          </w:tcPr>
-          <w:p>
-            <w:pPr>
-              <w:jc w:val="center"/>
-              <w:rPr>
-                <w:rFonts w:hint="eastAsia"/>
-                <w:szCs w:val="21"/>
-              </w:rPr>
-            </w:pPr>
-          </w:p>
-        </w:tc>
-        <w:tc>
-          <w:tcPr>
-            <w:tcW w:w="959" w:type="dxa"/>
-            <w:tcBorders>
-              <w:right w:val="single" w:sz="4" w:space="0" w:color="auto"/>
-            </w:tcBorders>
-          </w:tcPr>
-          <w:p>
-            <w:pPr>
-              <w:jc w:val="center"/>
-            </w:pPr>
-          </w:p>
-        </w:tc>
-        <w:tc>
-          <w:tcPr>
-            <w:tcW w:w="936" w:type="dxa"/>
-            <w:gridSpan w:val="2"/>
-            <w:tcBorders>
-              <w:left w:val="single" w:sz="4" w:space="0" w:color="auto"/>
-              <w:right w:val="single" w:sz="4" w:space="0" w:color="auto"/>
-            </w:tcBorders>
-          </w:tcPr>
-          <w:p>
-            <w:pPr>
-              <w:jc w:val="center"/>
-            </w:pPr>
-          </w:p>
-        </w:tc>
-        <w:tc>
-          <w:tcPr>
-            <w:tcW w:w="936" w:type="dxa"/>
-            <w:gridSpan w:val="2"/>
-            <w:vMerge/>
-            <w:tcBorders>
-              <w:left w:val="single" w:sz="4" w:space="0" w:color="auto"/>
-              <w:right w:val="single" w:sz="4" w:space="0" w:color="auto"/>
-            </w:tcBorders>
-            <w:vAlign w:val="center"/>
-          </w:tcPr>
-          <w:p>
-            <w:pPr>
-              <w:jc w:val="center"/>
-            </w:pPr>
-          </w:p>
-        </w:tc>
-        <w:tc>
-          <w:tcPr>
-            <w:tcW w:w="936" w:type="dxa"/>
-            <w:tcBorders>
-              <w:left w:val="single" w:sz="4" w:space="0" w:color="auto"/>
-              <w:right w:val="single" w:sz="12" w:space="0" w:color="auto"/>
-            </w:tcBorders>
-            <w:vAlign w:val="center"/>
-          </w:tcPr>
-          <w:p>
-            <w:pPr>
-              <w:jc w:val="center"/>
-            </w:pPr>
-          </w:p>
-        </w:tc>
-      </w:tr>
-      <w:tr>
-        <w:trPr>
-          <w:trHeight w:val="437"/>
-          <w:jc w:val="center"/>
-        </w:trPr>
-        <w:tc>
-          <w:tcPr>
-            <w:tcW w:w="1189" w:type="dxa"/>
-            <w:vMerge/>
-            <w:tcBorders>
-              <w:left w:val="single" w:sz="12" w:space="0" w:color="auto"/>
-            </w:tcBorders>
-          </w:tcPr>
-          <w:p>
-            <w:pPr>
-              <w:jc w:val="center"/>
-              <w:rPr>
-                <w:rFonts w:hint="eastAsia"/>
-                <w:szCs w:val="21"/>
-              </w:rPr>
-            </w:pPr>
-          </w:p>
-        </w:tc>
-        <w:tc>
-          <w:tcPr>
-            <w:tcW w:w="871" w:type="dxa"/>
-          </w:tcPr>
-          <w:p>
-            <w:pPr>
-              <w:jc w:val="center"/>
-            </w:pPr>
-          </w:p>
-        </w:tc>
-        <w:tc>
-          <w:tcPr>
-            <w:tcW w:w="878" w:type="dxa"/>
-            <w:gridSpan w:val="2"/>
-          </w:tcPr>
-          <w:p>
-            <w:pPr>
-              <w:jc w:val="center"/>
-            </w:pPr>
-          </w:p>
-        </w:tc>
-        <w:tc>
-          <w:tcPr>
-            <w:tcW w:w="877" w:type="dxa"/>
-            <w:gridSpan w:val="2"/>
-            <w:vMerge/>
-          </w:tcPr>
-          <w:p>
-            <w:pPr>
-              <w:jc w:val="center"/>
-            </w:pPr>
-          </w:p>
-        </w:tc>
-        <w:tc>
-          <w:tcPr>
-            <w:tcW w:w="980" w:type="dxa"/>
-            <w:tcBorders>
-              <w:right w:val="single" w:sz="6" w:space="0" w:color="auto"/>
-            </w:tcBorders>
-          </w:tcPr>
-          <w:p>
-            <w:pPr>
-              <w:jc w:val="center"/>
-            </w:pPr>
-          </w:p>
-        </w:tc>
-        <w:tc>
-          <w:tcPr>
-            <w:tcW w:w="1134" w:type="dxa"/>
-            <w:vMerge/>
-            <w:tcBorders>
-              <w:left w:val="single" w:sz="6" w:space="0" w:color="auto"/>
-            </w:tcBorders>
-            <w:vAlign w:val="center"/>
-          </w:tcPr>
-          <w:p>
-            <w:pPr>
-              <w:jc w:val="center"/>
-              <w:rPr>
-                <w:rFonts w:hint="eastAsia"/>
                 <w:szCs w:val="21"/>
               </w:rPr>
             </w:pPr>
@@ -8425,7 +8279,6 @@
             <w:pPr>
               <w:jc w:val="center"/>
               <w:rPr>
-                <w:rFonts w:hint="eastAsia"/>
                 <w:szCs w:val="21"/>
               </w:rPr>
             </w:pPr>
@@ -8452,7 +8305,6 @@
             <w:pPr>
               <w:jc w:val="left"/>
               <w:rPr>
-                <w:rFonts w:hint="eastAsia"/>
                 <w:szCs w:val="21"/>
               </w:rPr>
             </w:pPr>
@@ -8470,8 +8322,12 @@
       </w:pPr>
     </w:p>
     <w:sectPr>
-      <w:headerReference w:type="default" r:id="rId6"/>
-      <w:footerReference w:type="default" r:id="rId7"/>
+      <w:headerReference w:type="even" r:id="rId6"/>
+      <w:headerReference w:type="default" r:id="rId7"/>
+      <w:footerReference w:type="even" r:id="rId8"/>
+      <w:footerReference w:type="default" r:id="rId9"/>
+      <w:headerReference w:type="first" r:id="rId10"/>
+      <w:footerReference w:type="first" r:id="rId11"/>
       <w:pgSz w:w="11906" w:h="16838"/>
       <w:pgMar w:top="1157" w:right="1080" w:bottom="1157" w:left="1080" w:header="851" w:footer="992" w:gutter="0"/>
       <w:pgNumType w:start="1"/>
@@ -8502,6 +8358,16 @@
 </file>
 
 <file path=word/footer1.xml><?xml version="1.0" encoding="utf-8"?>
+<w:ftr xmlns:wpc="http://schemas.microsoft.com/office/word/2010/wordprocessingCanvas" xmlns:cx="http://schemas.microsoft.com/office/drawing/2014/chartex" xmlns:cx1="http://schemas.microsoft.com/office/drawing/2015/9/8/chartex" xmlns:cx2="http://schemas.microsoft.com/office/drawing/2015/10/21/chartex" xmlns:cx3="http://schemas.microsoft.com/office/drawing/2016/5/9/chartex" xmlns:cx4="http://schemas.microsoft.com/office/drawing/2016/5/10/chartex" xmlns:cx5="http://schemas.microsoft.com/office/drawing/2016/5/11/chartex" xmlns:cx6="http://schemas.microsoft.com/office/drawing/2016/5/12/chartex" xmlns:cx7="http://schemas.microsoft.com/office/drawing/2016/5/13/chartex" xmlns:cx8="http://schemas.microsoft.com/office/drawing/2016/5/14/chartex" xmlns:mc="http://schemas.openxmlformats.org/markup-compatibility/2006" xmlns:aink="http://schemas.microsoft.com/office/drawing/2016/ink" xmlns:am3d="http://schemas.microsoft.com/office/drawing/2017/model3d" xmlns:o="urn:schemas-microsoft-com:office:office" xmlns:oel="http://schemas.microsoft.com/office/2019/extlst" xmlns:r="http://schemas.openxmlformats.org/officeDocument/2006/relationships" xmlns:m="http://schemas.openxmlformats.org/officeDocument/2006/math" xmlns:v="urn:schemas-microsoft-com:vml" xmlns:wp14="http://schemas.microsoft.com/office/word/2010/wordprocessingDrawing" xmlns:wp="http://schemas.openxmlformats.org/drawingml/2006/wordprocessingDrawing" xmlns:w10="urn:schemas-microsoft-com:office:word" xmlns:w="http://schemas.openxmlformats.org/wordprocessingml/2006/main" xmlns:w14="http://schemas.microsoft.com/office/word/2010/wordml" xmlns:w15="http://schemas.microsoft.com/office/word/2012/wordml" xmlns:w16cex="http://schemas.microsoft.com/office/word/2018/wordml/cex" xmlns:w16cid="http://schemas.microsoft.com/office/word/2016/wordml/cid" xmlns:w16="http://schemas.microsoft.com/office/word/2018/wordml" xmlns:w16du="http://schemas.microsoft.com/office/word/2023/wordml/word16du" xmlns:w16sdtdh="http://schemas.microsoft.com/office/word/2020/wordml/sdtdatahash" xmlns:w16sdtfl="http://schemas.microsoft.com/office/word/2024/wordml/sdtformatlock" xmlns:w16se="http://schemas.microsoft.com/office/word/2015/wordml/symex" xmlns:wpg="http://schemas.microsoft.com/office/word/2010/wordprocessingGroup" xmlns:wpi="http://schemas.microsoft.com/office/word/2010/wordprocessingInk" xmlns:wne="http://schemas.microsoft.com/office/word/2006/wordml" xmlns:wps="http://schemas.microsoft.com/office/word/2010/wordprocessingShape" mc:Ignorable="w14 w15 w16se w16cid w16 w16cex w16sdtdh w16sdtfl w16du wp14">
+  <w:p>
+    <w:pPr>
+      <w:pStyle w:val="a6"/>
+    </w:pPr>
+  </w:p>
+</w:ftr>
+</file>
+
+<file path=word/footer2.xml><?xml version="1.0" encoding="utf-8"?>
 <w:ftr xmlns:wpc="http://schemas.microsoft.com/office/word/2010/wordprocessingCanvas" xmlns:cx="http://schemas.microsoft.com/office/drawing/2014/chartex" xmlns:cx1="http://schemas.microsoft.com/office/drawing/2015/9/8/chartex" xmlns:cx2="http://schemas.microsoft.com/office/drawing/2015/10/21/chartex" xmlns:cx3="http://schemas.microsoft.com/office/drawing/2016/5/9/chartex" xmlns:cx4="http://schemas.microsoft.com/office/drawing/2016/5/10/chartex" xmlns:cx5="http://schemas.microsoft.com/office/drawing/2016/5/11/chartex" xmlns:cx6="http://schemas.microsoft.com/office/drawing/2016/5/12/chartex" xmlns:cx7="http://schemas.microsoft.com/office/drawing/2016/5/13/chartex" xmlns:cx8="http://schemas.microsoft.com/office/drawing/2016/5/14/chartex" xmlns:mc="http://schemas.openxmlformats.org/markup-compatibility/2006" xmlns:aink="http://schemas.microsoft.com/office/drawing/2016/ink" xmlns:am3d="http://schemas.microsoft.com/office/drawing/2017/model3d" xmlns:o="urn:schemas-microsoft-com:office:office" xmlns:oel="http://schemas.microsoft.com/office/2019/extlst" xmlns:r="http://schemas.openxmlformats.org/officeDocument/2006/relationships" xmlns:m="http://schemas.openxmlformats.org/officeDocument/2006/math" xmlns:v="urn:schemas-microsoft-com:vml" xmlns:wp14="http://schemas.microsoft.com/office/word/2010/wordprocessingDrawing" xmlns:wp="http://schemas.openxmlformats.org/drawingml/2006/wordprocessingDrawing" xmlns:w10="urn:schemas-microsoft-com:office:word" xmlns:w="http://schemas.openxmlformats.org/wordprocessingml/2006/main" xmlns:w14="http://schemas.microsoft.com/office/word/2010/wordml" xmlns:w15="http://schemas.microsoft.com/office/word/2012/wordml" xmlns:w16cex="http://schemas.microsoft.com/office/word/2018/wordml/cex" xmlns:w16cid="http://schemas.microsoft.com/office/word/2016/wordml/cid" xmlns:w16="http://schemas.microsoft.com/office/word/2018/wordml" xmlns:w16du="http://schemas.microsoft.com/office/word/2023/wordml/word16du" xmlns:w16sdtdh="http://schemas.microsoft.com/office/word/2020/wordml/sdtdatahash" xmlns:w16sdtfl="http://schemas.microsoft.com/office/word/2024/wordml/sdtformatlock" xmlns:w16se="http://schemas.microsoft.com/office/word/2015/wordml/symex" xmlns:wpg="http://schemas.microsoft.com/office/word/2010/wordprocessingGroup" xmlns:wpi="http://schemas.microsoft.com/office/word/2010/wordprocessingInk" xmlns:wne="http://schemas.microsoft.com/office/word/2006/wordml" xmlns:wps="http://schemas.microsoft.com/office/word/2010/wordprocessingShape" mc:Ignorable="w14 w15 w16se w16cid w16 w16cex w16sdtdh w16sdtfl w16du wp14">
   <w:p>
     <w:pPr>
@@ -8577,25 +8443,7 @@
                             <w:t>第</w:t>
                           </w:r>
                           <w:r>
-                            <w:t xml:space="preserve"> </w:t>
-                          </w:r>
-                          <w:r>
-                            <w:fldChar w:fldCharType="begin"/>
-                          </w:r>
-                          <w:r>
-                            <w:instrText xml:space="preserve"> PAGE  \* MERGEFORMAT </w:instrText>
-                          </w:r>
-                          <w:r>
-                            <w:fldChar w:fldCharType="separate"/>
-                          </w:r>
-                          <w:r>
-                            <w:t>1</w:t>
-                          </w:r>
-                          <w:r>
-                            <w:fldChar w:fldCharType="end"/>
-                          </w:r>
-                          <w:r>
-                            <w:t xml:space="preserve"> </w:t>
+                            <w:t xml:space="preserve">  </w:t>
                           </w:r>
                           <w:r>
                             <w:t>页</w:t>
@@ -8607,15 +8455,7 @@
                             <w:t>共</w:t>
                           </w:r>
                           <w:r>
-                            <w:t xml:space="preserve"> </w:t>
-                          </w:r>
-                          <w:fldSimple w:instr=" NUMPAGES  \* MERGEFORMAT ">
-                            <w:r>
-                              <w:t>2</w:t>
-                            </w:r>
-                          </w:fldSimple>
-                          <w:r>
-                            <w:t xml:space="preserve"> </w:t>
+                            <w:t xml:space="preserve">  </w:t>
                           </w:r>
                           <w:r>
                             <w:t>页</w:t>
@@ -8655,25 +8495,7 @@
                       <w:t>第</w:t>
                     </w:r>
                     <w:r>
-                      <w:t xml:space="preserve"> </w:t>
-                    </w:r>
-                    <w:r>
-                      <w:fldChar w:fldCharType="begin"/>
-                    </w:r>
-                    <w:r>
-                      <w:instrText xml:space="preserve"> PAGE  \* MERGEFORMAT </w:instrText>
-                    </w:r>
-                    <w:r>
-                      <w:fldChar w:fldCharType="separate"/>
-                    </w:r>
-                    <w:r>
-                      <w:t>1</w:t>
-                    </w:r>
-                    <w:r>
-                      <w:fldChar w:fldCharType="end"/>
-                    </w:r>
-                    <w:r>
-                      <w:t xml:space="preserve"> </w:t>
+                      <w:t xml:space="preserve">  </w:t>
                     </w:r>
                     <w:r>
                       <w:t>页</w:t>
@@ -8685,15 +8507,7 @@
                       <w:t>共</w:t>
                     </w:r>
                     <w:r>
-                      <w:t xml:space="preserve"> </w:t>
-                    </w:r>
-                    <w:fldSimple w:instr=" NUMPAGES  \* MERGEFORMAT ">
-                      <w:r>
-                        <w:t>2</w:t>
-                      </w:r>
-                    </w:fldSimple>
-                    <w:r>
-                      <w:t xml:space="preserve"> </w:t>
+                      <w:t xml:space="preserve">  </w:t>
                     </w:r>
                     <w:r>
                       <w:t>页</w:t>
@@ -8723,6 +8537,16 @@
 </w:ftr>
 </file>
 
+<file path=word/footer3.xml><?xml version="1.0" encoding="utf-8"?>
+<w:ftr xmlns:wpc="http://schemas.microsoft.com/office/word/2010/wordprocessingCanvas" xmlns:cx="http://schemas.microsoft.com/office/drawing/2014/chartex" xmlns:cx1="http://schemas.microsoft.com/office/drawing/2015/9/8/chartex" xmlns:cx2="http://schemas.microsoft.com/office/drawing/2015/10/21/chartex" xmlns:cx3="http://schemas.microsoft.com/office/drawing/2016/5/9/chartex" xmlns:cx4="http://schemas.microsoft.com/office/drawing/2016/5/10/chartex" xmlns:cx5="http://schemas.microsoft.com/office/drawing/2016/5/11/chartex" xmlns:cx6="http://schemas.microsoft.com/office/drawing/2016/5/12/chartex" xmlns:cx7="http://schemas.microsoft.com/office/drawing/2016/5/13/chartex" xmlns:cx8="http://schemas.microsoft.com/office/drawing/2016/5/14/chartex" xmlns:mc="http://schemas.openxmlformats.org/markup-compatibility/2006" xmlns:aink="http://schemas.microsoft.com/office/drawing/2016/ink" xmlns:am3d="http://schemas.microsoft.com/office/drawing/2017/model3d" xmlns:o="urn:schemas-microsoft-com:office:office" xmlns:oel="http://schemas.microsoft.com/office/2019/extlst" xmlns:r="http://schemas.openxmlformats.org/officeDocument/2006/relationships" xmlns:m="http://schemas.openxmlformats.org/officeDocument/2006/math" xmlns:v="urn:schemas-microsoft-com:vml" xmlns:wp14="http://schemas.microsoft.com/office/word/2010/wordprocessingDrawing" xmlns:wp="http://schemas.openxmlformats.org/drawingml/2006/wordprocessingDrawing" xmlns:w10="urn:schemas-microsoft-com:office:word" xmlns:w="http://schemas.openxmlformats.org/wordprocessingml/2006/main" xmlns:w14="http://schemas.microsoft.com/office/word/2010/wordml" xmlns:w15="http://schemas.microsoft.com/office/word/2012/wordml" xmlns:w16cex="http://schemas.microsoft.com/office/word/2018/wordml/cex" xmlns:w16cid="http://schemas.microsoft.com/office/word/2016/wordml/cid" xmlns:w16="http://schemas.microsoft.com/office/word/2018/wordml" xmlns:w16du="http://schemas.microsoft.com/office/word/2023/wordml/word16du" xmlns:w16sdtdh="http://schemas.microsoft.com/office/word/2020/wordml/sdtdatahash" xmlns:w16sdtfl="http://schemas.microsoft.com/office/word/2024/wordml/sdtformatlock" xmlns:w16se="http://schemas.microsoft.com/office/word/2015/wordml/symex" xmlns:wpg="http://schemas.microsoft.com/office/word/2010/wordprocessingGroup" xmlns:wpi="http://schemas.microsoft.com/office/word/2010/wordprocessingInk" xmlns:wne="http://schemas.microsoft.com/office/word/2006/wordml" xmlns:wps="http://schemas.microsoft.com/office/word/2010/wordprocessingShape" mc:Ignorable="w14 w15 w16se w16cid w16 w16cex w16sdtdh w16sdtfl w16du wp14">
+  <w:p>
+    <w:pPr>
+      <w:pStyle w:val="a6"/>
+    </w:pPr>
+  </w:p>
+</w:ftr>
+</file>
+
 <file path=word/footnotes.xml><?xml version="1.0" encoding="utf-8"?>
 <w:footnotes xmlns:wpc="http://schemas.microsoft.com/office/word/2010/wordprocessingCanvas" xmlns:cx="http://schemas.microsoft.com/office/drawing/2014/chartex" xmlns:cx1="http://schemas.microsoft.com/office/drawing/2015/9/8/chartex" xmlns:cx2="http://schemas.microsoft.com/office/drawing/2015/10/21/chartex" xmlns:cx3="http://schemas.microsoft.com/office/drawing/2016/5/9/chartex" xmlns:cx4="http://schemas.microsoft.com/office/drawing/2016/5/10/chartex" xmlns:cx5="http://schemas.microsoft.com/office/drawing/2016/5/11/chartex" xmlns:cx6="http://schemas.microsoft.com/office/drawing/2016/5/12/chartex" xmlns:cx7="http://schemas.microsoft.com/office/drawing/2016/5/13/chartex" xmlns:cx8="http://schemas.microsoft.com/office/drawing/2016/5/14/chartex" xmlns:mc="http://schemas.openxmlformats.org/markup-compatibility/2006" xmlns:aink="http://schemas.microsoft.com/office/drawing/2016/ink" xmlns:am3d="http://schemas.microsoft.com/office/drawing/2017/model3d" xmlns:o="urn:schemas-microsoft-com:office:office" xmlns:oel="http://schemas.microsoft.com/office/2019/extlst" xmlns:r="http://schemas.openxmlformats.org/officeDocument/2006/relationships" xmlns:m="http://schemas.openxmlformats.org/officeDocument/2006/math" xmlns:v="urn:schemas-microsoft-com:vml" xmlns:wp14="http://schemas.microsoft.com/office/word/2010/wordprocessingDrawing" xmlns:wp="http://schemas.openxmlformats.org/drawingml/2006/wordprocessingDrawing" xmlns:w10="urn:schemas-microsoft-com:office:word" xmlns:w="http://schemas.openxmlformats.org/wordprocessingml/2006/main" xmlns:w14="http://schemas.microsoft.com/office/word/2010/wordml" xmlns:w15="http://schemas.microsoft.com/office/word/2012/wordml" xmlns:w16cex="http://schemas.microsoft.com/office/word/2018/wordml/cex" xmlns:w16cid="http://schemas.microsoft.com/office/word/2016/wordml/cid" xmlns:w16="http://schemas.microsoft.com/office/word/2018/wordml" xmlns:w16du="http://schemas.microsoft.com/office/word/2023/wordml/word16du" xmlns:w16sdtdh="http://schemas.microsoft.com/office/word/2020/wordml/sdtdatahash" xmlns:w16sdtfl="http://schemas.microsoft.com/office/word/2024/wordml/sdtformatlock" xmlns:w16se="http://schemas.microsoft.com/office/word/2015/wordml/symex" xmlns:wpg="http://schemas.microsoft.com/office/word/2010/wordprocessingGroup" xmlns:wpi="http://schemas.microsoft.com/office/word/2010/wordprocessingInk" xmlns:wne="http://schemas.microsoft.com/office/word/2006/wordml" xmlns:wps="http://schemas.microsoft.com/office/word/2010/wordprocessingShape" mc:Ignorable="w14 w15 w16se w16cid w16 w16cex w16sdtdh w16sdtfl w16du wp14">
   <w:footnote w:type="separator" w:id="-1">
@@ -8747,9 +8571,18 @@
   <w:p>
     <w:pPr>
       <w:pStyle w:val="a7"/>
+    </w:pPr>
+  </w:p>
+</w:hdr>
+</file>
+
+<file path=word/header2.xml><?xml version="1.0" encoding="utf-8"?>
+<w:hdr xmlns:wpc="http://schemas.microsoft.com/office/word/2010/wordprocessingCanvas" xmlns:cx="http://schemas.microsoft.com/office/drawing/2014/chartex" xmlns:cx1="http://schemas.microsoft.com/office/drawing/2015/9/8/chartex" xmlns:cx2="http://schemas.microsoft.com/office/drawing/2015/10/21/chartex" xmlns:cx3="http://schemas.microsoft.com/office/drawing/2016/5/9/chartex" xmlns:cx4="http://schemas.microsoft.com/office/drawing/2016/5/10/chartex" xmlns:cx5="http://schemas.microsoft.com/office/drawing/2016/5/11/chartex" xmlns:cx6="http://schemas.microsoft.com/office/drawing/2016/5/12/chartex" xmlns:cx7="http://schemas.microsoft.com/office/drawing/2016/5/13/chartex" xmlns:cx8="http://schemas.microsoft.com/office/drawing/2016/5/14/chartex" xmlns:mc="http://schemas.openxmlformats.org/markup-compatibility/2006" xmlns:aink="http://schemas.microsoft.com/office/drawing/2016/ink" xmlns:am3d="http://schemas.microsoft.com/office/drawing/2017/model3d" xmlns:o="urn:schemas-microsoft-com:office:office" xmlns:oel="http://schemas.microsoft.com/office/2019/extlst" xmlns:r="http://schemas.openxmlformats.org/officeDocument/2006/relationships" xmlns:m="http://schemas.openxmlformats.org/officeDocument/2006/math" xmlns:v="urn:schemas-microsoft-com:vml" xmlns:wp14="http://schemas.microsoft.com/office/word/2010/wordprocessingDrawing" xmlns:wp="http://schemas.openxmlformats.org/drawingml/2006/wordprocessingDrawing" xmlns:w10="urn:schemas-microsoft-com:office:word" xmlns:w="http://schemas.openxmlformats.org/wordprocessingml/2006/main" xmlns:w14="http://schemas.microsoft.com/office/word/2010/wordml" xmlns:w15="http://schemas.microsoft.com/office/word/2012/wordml" xmlns:w16cex="http://schemas.microsoft.com/office/word/2018/wordml/cex" xmlns:w16cid="http://schemas.microsoft.com/office/word/2016/wordml/cid" xmlns:w16="http://schemas.microsoft.com/office/word/2018/wordml" xmlns:w16du="http://schemas.microsoft.com/office/word/2023/wordml/word16du" xmlns:w16sdtdh="http://schemas.microsoft.com/office/word/2020/wordml/sdtdatahash" xmlns:w16sdtfl="http://schemas.microsoft.com/office/word/2024/wordml/sdtformatlock" xmlns:w16se="http://schemas.microsoft.com/office/word/2015/wordml/symex" xmlns:wpg="http://schemas.microsoft.com/office/word/2010/wordprocessingGroup" xmlns:wpi="http://schemas.microsoft.com/office/word/2010/wordprocessingInk" xmlns:wne="http://schemas.microsoft.com/office/word/2006/wordml" xmlns:wps="http://schemas.microsoft.com/office/word/2010/wordprocessingShape" mc:Ignorable="w14 w15 w16se w16cid w16 w16cex w16sdtdh w16sdtfl w16du wp14">
+  <w:p>
+    <w:pPr>
+      <w:pStyle w:val="a7"/>
       <w:jc w:val="right"/>
       <w:rPr>
-        <w:rFonts w:hint="eastAsia"/>
         <w:szCs w:val="21"/>
       </w:rPr>
     </w:pPr>
@@ -8759,6 +8592,16 @@
       </w:rPr>
       <w:t>HBJT/JL348-2025</w:t>
     </w:r>
+  </w:p>
+</w:hdr>
+</file>
+
+<file path=word/header3.xml><?xml version="1.0" encoding="utf-8"?>
+<w:hdr xmlns:wpc="http://schemas.microsoft.com/office/word/2010/wordprocessingCanvas" xmlns:cx="http://schemas.microsoft.com/office/drawing/2014/chartex" xmlns:cx1="http://schemas.microsoft.com/office/drawing/2015/9/8/chartex" xmlns:cx2="http://schemas.microsoft.com/office/drawing/2015/10/21/chartex" xmlns:cx3="http://schemas.microsoft.com/office/drawing/2016/5/9/chartex" xmlns:cx4="http://schemas.microsoft.com/office/drawing/2016/5/10/chartex" xmlns:cx5="http://schemas.microsoft.com/office/drawing/2016/5/11/chartex" xmlns:cx6="http://schemas.microsoft.com/office/drawing/2016/5/12/chartex" xmlns:cx7="http://schemas.microsoft.com/office/drawing/2016/5/13/chartex" xmlns:cx8="http://schemas.microsoft.com/office/drawing/2016/5/14/chartex" xmlns:mc="http://schemas.openxmlformats.org/markup-compatibility/2006" xmlns:aink="http://schemas.microsoft.com/office/drawing/2016/ink" xmlns:am3d="http://schemas.microsoft.com/office/drawing/2017/model3d" xmlns:o="urn:schemas-microsoft-com:office:office" xmlns:oel="http://schemas.microsoft.com/office/2019/extlst" xmlns:r="http://schemas.openxmlformats.org/officeDocument/2006/relationships" xmlns:m="http://schemas.openxmlformats.org/officeDocument/2006/math" xmlns:v="urn:schemas-microsoft-com:vml" xmlns:wp14="http://schemas.microsoft.com/office/word/2010/wordprocessingDrawing" xmlns:wp="http://schemas.openxmlformats.org/drawingml/2006/wordprocessingDrawing" xmlns:w10="urn:schemas-microsoft-com:office:word" xmlns:w="http://schemas.openxmlformats.org/wordprocessingml/2006/main" xmlns:w14="http://schemas.microsoft.com/office/word/2010/wordml" xmlns:w15="http://schemas.microsoft.com/office/word/2012/wordml" xmlns:w16cex="http://schemas.microsoft.com/office/word/2018/wordml/cex" xmlns:w16cid="http://schemas.microsoft.com/office/word/2016/wordml/cid" xmlns:w16="http://schemas.microsoft.com/office/word/2018/wordml" xmlns:w16du="http://schemas.microsoft.com/office/word/2023/wordml/word16du" xmlns:w16sdtdh="http://schemas.microsoft.com/office/word/2020/wordml/sdtdatahash" xmlns:w16sdtfl="http://schemas.microsoft.com/office/word/2024/wordml/sdtformatlock" xmlns:w16se="http://schemas.microsoft.com/office/word/2015/wordml/symex" xmlns:wpg="http://schemas.microsoft.com/office/word/2010/wordprocessingGroup" xmlns:wpi="http://schemas.microsoft.com/office/word/2010/wordprocessingInk" xmlns:wne="http://schemas.microsoft.com/office/word/2006/wordml" xmlns:wps="http://schemas.microsoft.com/office/word/2010/wordprocessingShape" mc:Ignorable="w14 w15 w16se w16cid w16 w16cex w16sdtdh w16sdtfl w16du wp14">
+  <w:p>
+    <w:pPr>
+      <w:pStyle w:val="a7"/>
+    </w:pPr>
   </w:p>
 </w:hdr>
 </file>
@@ -8793,11 +8636,54 @@
     <w:lsdException w:name="Emphasis" w:qFormat="1"/>
     <w:lsdException w:name="HTML Top of Form" w:semiHidden="1" w:uiPriority="99" w:unhideWhenUsed="1"/>
     <w:lsdException w:name="HTML Bottom of Form" w:semiHidden="1" w:uiPriority="99" w:unhideWhenUsed="1"/>
-    <w:lsdException w:name="Normal Table" w:semiHidden="1"/>
+    <w:lsdException w:name="Normal Table" w:semiHidden="1" w:unhideWhenUsed="1"/>
     <w:lsdException w:name="No List" w:semiHidden="1" w:uiPriority="99" w:unhideWhenUsed="1"/>
     <w:lsdException w:name="Outline List 1" w:semiHidden="1" w:uiPriority="99" w:unhideWhenUsed="1"/>
     <w:lsdException w:name="Outline List 2" w:semiHidden="1" w:uiPriority="99" w:unhideWhenUsed="1"/>
     <w:lsdException w:name="Outline List 3" w:semiHidden="1" w:uiPriority="99" w:unhideWhenUsed="1"/>
+    <w:lsdException w:name="Table Simple 1" w:semiHidden="1" w:unhideWhenUsed="1"/>
+    <w:lsdException w:name="Table Simple 2" w:semiHidden="1" w:unhideWhenUsed="1"/>
+    <w:lsdException w:name="Table Simple 3" w:semiHidden="1" w:unhideWhenUsed="1"/>
+    <w:lsdException w:name="Table Classic 1" w:semiHidden="1" w:unhideWhenUsed="1"/>
+    <w:lsdException w:name="Table Classic 2" w:semiHidden="1" w:unhideWhenUsed="1"/>
+    <w:lsdException w:name="Table Classic 3" w:semiHidden="1" w:unhideWhenUsed="1"/>
+    <w:lsdException w:name="Table Classic 4" w:semiHidden="1" w:unhideWhenUsed="1"/>
+    <w:lsdException w:name="Table Colorful 1" w:semiHidden="1" w:unhideWhenUsed="1"/>
+    <w:lsdException w:name="Table Colorful 2" w:semiHidden="1" w:unhideWhenUsed="1"/>
+    <w:lsdException w:name="Table Colorful 3" w:semiHidden="1" w:unhideWhenUsed="1"/>
+    <w:lsdException w:name="Table Columns 1" w:semiHidden="1" w:unhideWhenUsed="1"/>
+    <w:lsdException w:name="Table Columns 2" w:semiHidden="1" w:unhideWhenUsed="1"/>
+    <w:lsdException w:name="Table Columns 3" w:semiHidden="1" w:unhideWhenUsed="1"/>
+    <w:lsdException w:name="Table Columns 4" w:semiHidden="1" w:unhideWhenUsed="1"/>
+    <w:lsdException w:name="Table Columns 5" w:semiHidden="1" w:unhideWhenUsed="1"/>
+    <w:lsdException w:name="Table Grid 1" w:semiHidden="1" w:unhideWhenUsed="1"/>
+    <w:lsdException w:name="Table Grid 2" w:semiHidden="1" w:unhideWhenUsed="1"/>
+    <w:lsdException w:name="Table Grid 3" w:semiHidden="1" w:unhideWhenUsed="1"/>
+    <w:lsdException w:name="Table Grid 4" w:semiHidden="1" w:unhideWhenUsed="1"/>
+    <w:lsdException w:name="Table Grid 5" w:semiHidden="1" w:unhideWhenUsed="1"/>
+    <w:lsdException w:name="Table Grid 6" w:semiHidden="1" w:unhideWhenUsed="1"/>
+    <w:lsdException w:name="Table Grid 7" w:semiHidden="1" w:unhideWhenUsed="1"/>
+    <w:lsdException w:name="Table Grid 8" w:semiHidden="1" w:unhideWhenUsed="1"/>
+    <w:lsdException w:name="Table List 1" w:semiHidden="1" w:unhideWhenUsed="1"/>
+    <w:lsdException w:name="Table List 2" w:semiHidden="1" w:unhideWhenUsed="1"/>
+    <w:lsdException w:name="Table List 3" w:semiHidden="1" w:unhideWhenUsed="1"/>
+    <w:lsdException w:name="Table List 4" w:semiHidden="1" w:unhideWhenUsed="1"/>
+    <w:lsdException w:name="Table List 5" w:semiHidden="1" w:unhideWhenUsed="1"/>
+    <w:lsdException w:name="Table List 6" w:semiHidden="1" w:unhideWhenUsed="1"/>
+    <w:lsdException w:name="Table List 7" w:semiHidden="1" w:unhideWhenUsed="1"/>
+    <w:lsdException w:name="Table List 8" w:semiHidden="1" w:unhideWhenUsed="1"/>
+    <w:lsdException w:name="Table 3D effects 1" w:semiHidden="1" w:unhideWhenUsed="1"/>
+    <w:lsdException w:name="Table 3D effects 2" w:semiHidden="1" w:unhideWhenUsed="1"/>
+    <w:lsdException w:name="Table 3D effects 3" w:semiHidden="1" w:unhideWhenUsed="1"/>
+    <w:lsdException w:name="Table Contemporary" w:semiHidden="1" w:unhideWhenUsed="1"/>
+    <w:lsdException w:name="Table Elegant" w:semiHidden="1" w:unhideWhenUsed="1"/>
+    <w:lsdException w:name="Table Professional" w:semiHidden="1" w:unhideWhenUsed="1"/>
+    <w:lsdException w:name="Table Subtle 1" w:semiHidden="1" w:unhideWhenUsed="1"/>
+    <w:lsdException w:name="Table Subtle 2" w:semiHidden="1" w:unhideWhenUsed="1"/>
+    <w:lsdException w:name="Table Web 1" w:semiHidden="1" w:unhideWhenUsed="1"/>
+    <w:lsdException w:name="Table Web 2" w:semiHidden="1" w:unhideWhenUsed="1"/>
+    <w:lsdException w:name="Table Web 3" w:semiHidden="1" w:unhideWhenUsed="1"/>
+    <w:lsdException w:name="Table Theme" w:semiHidden="1" w:unhideWhenUsed="1"/>
     <w:lsdException w:name="Placeholder Text" w:semiHidden="1" w:uiPriority="99" w:unhideWhenUsed="1"/>
     <w:lsdException w:name="No Spacing" w:uiPriority="99" w:qFormat="1"/>
     <w:lsdException w:name="Light Shading" w:uiPriority="60"/>
@@ -9034,12 +8920,17 @@
   </w:style>
   <w:style w:type="character" w:default="1" w:styleId="a0">
     <w:name w:val="Default Paragraph Font"/>
+    <w:uiPriority w:val="1"/>
     <w:semiHidden/>
+    <w:unhideWhenUsed/>
   </w:style>
   <w:style w:type="table" w:default="1" w:styleId="a1">
     <w:name w:val="Normal Table"/>
+    <w:uiPriority w:val="99"/>
     <w:semiHidden/>
+    <w:unhideWhenUsed/>
     <w:tblPr>
+      <w:tblInd w:w="0" w:type="dxa"/>
       <w:tblCellMar>
         <w:top w:w="0" w:type="dxa"/>
         <w:left w:w="108" w:type="dxa"/>
@@ -9138,7 +9029,7 @@
     <w:basedOn w:val="a0"/>
   </w:style>
   <w:style w:type="character" w:customStyle="1" w:styleId="CharChar1">
-    <w:name w:val=" Char Char1"/>
+    <w:name w:val="Char Char1"/>
     <w:rPr>
       <w:kern w:val="2"/>
       <w:sz w:val="18"/>
